--- a/manuali/manuale-utente.docx
+++ b/manuali/manuale-utente.docx
@@ -136,7 +136,7 @@
           <w:sz w:val="24"/>
           <w:szCs w:val="24"/>
         </w:rPr>
-        <w:t xml:space="preserve">Versione 3.47.0 · ottobre 2026</w:t>
+        <w:t xml:space="preserve">Versione 3.48.0 · ottobre 2026</w:t>
       </w:r>
     </w:p>
     <w:p>
@@ -2575,7 +2575,7 @@
           <w:sz w:val="19"/>
           <w:szCs w:val="19"/>
         </w:rPr>
-        <w:t xml:space="preserve">16.2  Etichette QR e scansione</w:t>
+        <w:t xml:space="preserve">16.2  Coordinate GPS in stampa</w:t>
       </w:r>
       <w:r>
         <w:tab/>
@@ -2606,7 +2606,7 @@
           <w:sz w:val="19"/>
           <w:szCs w:val="19"/>
         </w:rPr>
-        <w:t xml:space="preserve">16.3  Report per il cliente e stampa singola</w:t>
+        <w:t xml:space="preserve">16.3  Etichette QR e scansione</w:t>
       </w:r>
       <w:r>
         <w:tab/>
@@ -2618,7 +2618,38 @@
           <w:sz w:val="19"/>
           <w:szCs w:val="19"/>
         </w:rPr>
-        <w:t xml:space="preserve">41</w:t>
+        <w:t xml:space="preserve">42</w:t>
+      </w:r>
+    </w:p>
+    <w:p>
+      <w:pPr>
+        <w:tabs>
+          <w:tab w:val="right" w:pos="9638" w:leader="dot"/>
+        </w:tabs>
+        <w:spacing w:after="20" w:before="0"/>
+        <w:ind w:left="480"/>
+      </w:pPr>
+      <w:r>
+        <w:rPr>
+          <w:b w:val="false"/>
+          <w:bCs w:val="false"/>
+          <w:color w:val="333333"/>
+          <w:sz w:val="19"/>
+          <w:szCs w:val="19"/>
+        </w:rPr>
+        <w:t xml:space="preserve">16.4  Report per il cliente e stampa singola</w:t>
+      </w:r>
+      <w:r>
+        <w:tab/>
+      </w:r>
+      <w:r>
+        <w:rPr>
+          <w:b w:val="false"/>
+          <w:bCs w:val="false"/>
+          <w:sz w:val="19"/>
+          <w:szCs w:val="19"/>
+        </w:rPr>
+        <w:t xml:space="preserve">42</w:t>
       </w:r>
     </w:p>
     <w:p>
@@ -2649,7 +2680,7 @@
           <w:sz w:val="21"/>
           <w:szCs w:val="21"/>
         </w:rPr>
-        <w:t xml:space="preserve">42</w:t>
+        <w:t xml:space="preserve">43</w:t>
       </w:r>
     </w:p>
     <w:p>
@@ -2680,7 +2711,7 @@
           <w:sz w:val="19"/>
           <w:szCs w:val="19"/>
         </w:rPr>
-        <w:t xml:space="preserve">42</w:t>
+        <w:t xml:space="preserve">43</w:t>
       </w:r>
     </w:p>
     <w:p>
@@ -2711,7 +2742,7 @@
           <w:sz w:val="19"/>
           <w:szCs w:val="19"/>
         </w:rPr>
-        <w:t xml:space="preserve">42</w:t>
+        <w:t xml:space="preserve">43</w:t>
       </w:r>
     </w:p>
     <w:p>
@@ -2742,7 +2773,7 @@
           <w:sz w:val="19"/>
           <w:szCs w:val="19"/>
         </w:rPr>
-        <w:t xml:space="preserve">42</w:t>
+        <w:t xml:space="preserve">43</w:t>
       </w:r>
     </w:p>
     <w:p>
@@ -2773,7 +2804,7 @@
           <w:sz w:val="19"/>
           <w:szCs w:val="19"/>
         </w:rPr>
-        <w:t xml:space="preserve">43</w:t>
+        <w:t xml:space="preserve">44</w:t>
       </w:r>
     </w:p>
     <w:p>
@@ -2804,7 +2835,7 @@
           <w:sz w:val="19"/>
           <w:szCs w:val="19"/>
         </w:rPr>
-        <w:t xml:space="preserve">43</w:t>
+        <w:t xml:space="preserve">44</w:t>
       </w:r>
     </w:p>
     <w:p>
@@ -2852,7 +2883,7 @@
           <w:sz w:val="21"/>
           <w:szCs w:val="21"/>
         </w:rPr>
-        <w:t xml:space="preserve">45</w:t>
+        <w:t xml:space="preserve">46</w:t>
       </w:r>
     </w:p>
     <w:p>
@@ -2883,7 +2914,7 @@
           <w:sz w:val="21"/>
           <w:szCs w:val="21"/>
         </w:rPr>
-        <w:t xml:space="preserve">46</w:t>
+        <w:t xml:space="preserve">47</w:t>
       </w:r>
     </w:p>
     <w:p>
@@ -2914,7 +2945,7 @@
           <w:sz w:val="21"/>
           <w:szCs w:val="21"/>
         </w:rPr>
-        <w:t xml:space="preserve">47</w:t>
+        <w:t xml:space="preserve">48</w:t>
       </w:r>
     </w:p>
     <w:p>
@@ -2945,7 +2976,7 @@
           <w:sz w:val="19"/>
           <w:szCs w:val="19"/>
         </w:rPr>
-        <w:t xml:space="preserve">47</w:t>
+        <w:t xml:space="preserve">48</w:t>
       </w:r>
     </w:p>
     <w:p>
@@ -2976,7 +3007,7 @@
           <w:sz w:val="19"/>
           <w:szCs w:val="19"/>
         </w:rPr>
-        <w:t xml:space="preserve">47</w:t>
+        <w:t xml:space="preserve">48</w:t>
       </w:r>
     </w:p>
     <w:p>
@@ -3007,7 +3038,7 @@
           <w:sz w:val="19"/>
           <w:szCs w:val="19"/>
         </w:rPr>
-        <w:t xml:space="preserve">47</w:t>
+        <w:t xml:space="preserve">48</w:t>
       </w:r>
     </w:p>
     <w:p>
@@ -3038,7 +3069,7 @@
           <w:sz w:val="19"/>
           <w:szCs w:val="19"/>
         </w:rPr>
-        <w:t xml:space="preserve">48</w:t>
+        <w:t xml:space="preserve">49</w:t>
       </w:r>
     </w:p>
     <w:p>
@@ -3069,7 +3100,7 @@
           <w:sz w:val="19"/>
           <w:szCs w:val="19"/>
         </w:rPr>
-        <w:t xml:space="preserve">48</w:t>
+        <w:t xml:space="preserve">49</w:t>
       </w:r>
     </w:p>
     <w:p>
@@ -3117,7 +3148,7 @@
           <w:sz w:val="21"/>
           <w:szCs w:val="21"/>
         </w:rPr>
-        <w:t xml:space="preserve">50</w:t>
+        <w:t xml:space="preserve">51</w:t>
       </w:r>
     </w:p>
     <w:p>
@@ -3148,7 +3179,7 @@
           <w:sz w:val="21"/>
           <w:szCs w:val="21"/>
         </w:rPr>
-        <w:t xml:space="preserve">51</w:t>
+        <w:t xml:space="preserve">52</w:t>
       </w:r>
     </w:p>
     <w:p>
@@ -3179,7 +3210,7 @@
           <w:sz w:val="21"/>
           <w:szCs w:val="21"/>
         </w:rPr>
-        <w:t xml:space="preserve">52</w:t>
+        <w:t xml:space="preserve">53</w:t>
       </w:r>
     </w:p>
     <w:p>
@@ -3210,7 +3241,7 @@
           <w:sz w:val="21"/>
           <w:szCs w:val="21"/>
         </w:rPr>
-        <w:t xml:space="preserve">54</w:t>
+        <w:t xml:space="preserve">55</w:t>
       </w:r>
     </w:p>
     <w:p>
@@ -3246,7 +3277,7 @@
           <w:b/>
           <w:bCs/>
         </w:rPr>
-        <w:t xml:space="preserve">3.47.0</w:t>
+        <w:t xml:space="preserve">3.48.0</w:t>
       </w:r>
       <w:r>
         <w:t xml:space="preserve"> di Scheda Botanica PRO. È diviso in cinque parti, che seguono il lavoro reale: prima si installa l’app, poi si rileva sul campo, si riconoscono le piante, si organizzano e condividono i dati e infine si regolano le impostazioni.</w:t>
@@ -20865,6 +20896,24 @@
               <w:spacing w:after="120" w:line="288"/>
             </w:pPr>
             <w:r>
+              <w:t xml:space="preserve">Sotto il formato scegli come scrivere le </w:t>
+            </w:r>
+            <w:r>
+              <w:rPr>
+                <w:b/>
+                <w:bCs/>
+              </w:rPr>
+              <w:t xml:space="preserve">Coordinate GPS</w:t>
+            </w:r>
+            <w:r>
+              <w:t xml:space="preserve"> (paragrafo 16.2).</w:t>
+            </w:r>
+          </w:p>
+          <w:p>
+            <w:pPr>
+              <w:spacing w:after="120" w:line="288"/>
+            </w:pPr>
+            <w:r>
               <w:t xml:space="preserve">Per le schede A4 puoi aggiungere la </w:t>
             </w:r>
             <w:r>
@@ -21154,7 +21203,7 @@
           <w:sz w:val="26"/>
           <w:szCs w:val="26"/>
         </w:rPr>
-        <w:t xml:space="preserve">Etichette QR e scansione</w:t>
+        <w:t xml:space="preserve">Coordinate GPS in stampa</w:t>
       </w:r>
     </w:p>
     <w:p>
@@ -21162,27 +21211,966 @@
         <w:spacing w:after="120" w:line="288"/>
       </w:pPr>
       <w:r>
-        <w:t xml:space="preserve">Ogni scheda ha un codice QR con un identificativo permanente, visibile in fondo alla scheda. </w:t>
-      </w:r>
-      <w:r>
-        <w:rPr>
-          <w:b/>
-          <w:bCs/>
-        </w:rPr>
-        <w:t xml:space="preserve">Scarica QR (etichetta PNG)</w:t>
-      </w:r>
-      <w:r>
-        <w:t xml:space="preserve"> salva l’etichetta come immagine. Applicata vicino all’albero, si ritrova la scheda con </w:t>
-      </w:r>
-      <w:r>
-        <w:rPr>
-          <w:b/>
-          <w:bCs/>
-        </w:rPr>
-        <w:t xml:space="preserve">+ Opzioni → Scansiona QR</w:t>
-      </w:r>
-      <w:r>
-        <w:t xml:space="preserve">: inquadri l’etichetta e la scheda si apre. Le vecchie etichette restano valide anche dopo «Nuovo elenco».</w:t>
+        <w:t xml:space="preserve">Nella finestra Stampa, </w:t>
+      </w:r>
+      <w:r>
+        <w:rPr>
+          <w:b/>
+          <w:bCs/>
+        </w:rPr>
+        <w:t xml:space="preserve">Coordinate GPS</w:t>
+      </w:r>
+      <w:r>
+        <w:t xml:space="preserve"> decide come escono le coordinate sotto il nome di ogni scheda A4 e nelle colonne del registro Excel. Nell’app restano sempre salvate in gradi decimali: puoi cambiare formato a ogni stampa, e l’app ricorda l’ultima scelta.</w:t>
+      </w:r>
+    </w:p>
+    <w:tbl>
+      <w:tblPr>
+        <w:tblW w:type="dxa" w:w="9638"/>
+        <w:tblBorders>
+          <w:top w:val="single" w:color="auto" w:sz="4"/>
+          <w:left w:val="single" w:color="auto" w:sz="4"/>
+          <w:bottom w:val="single" w:color="auto" w:sz="4"/>
+          <w:right w:val="single" w:color="auto" w:sz="4"/>
+          <w:insideH w:val="single" w:color="auto" w:sz="4"/>
+          <w:insideV w:val="single" w:color="auto" w:sz="4"/>
+        </w:tblBorders>
+      </w:tblPr>
+      <w:tblGrid>
+        <w:gridCol w:w="2700"/>
+        <w:gridCol w:w="3338"/>
+        <w:gridCol w:w="3600"/>
+      </w:tblGrid>
+      <w:tr>
+        <w:trPr>
+          <w:tblHeader/>
+        </w:trPr>
+        <w:tc>
+          <w:tcPr>
+            <w:tcW w:type="dxa" w:w="2700"/>
+            <w:tcBorders>
+              <w:top w:val="single" w:color="CFD6C9" w:sz="4"/>
+              <w:left w:val="single" w:color="CFD6C9" w:sz="4"/>
+              <w:bottom w:val="single" w:color="CFD6C9" w:sz="4"/>
+              <w:right w:val="single" w:color="CFD6C9" w:sz="4"/>
+            </w:tcBorders>
+            <w:shd w:fill="2F5D3A" w:color="auto" w:val="clear"/>
+            <w:tcMar>
+              <w:top w:type="dxa" w:w="80"/>
+              <w:left w:type="dxa" w:w="120"/>
+              <w:bottom w:type="dxa" w:w="80"/>
+              <w:right w:type="dxa" w:w="120"/>
+            </w:tcMar>
+          </w:tcPr>
+          <w:p>
+            <w:r>
+              <w:rPr>
+                <w:b/>
+                <w:bCs/>
+                <w:color w:val="FFFFFF"/>
+                <w:sz w:val="19"/>
+                <w:szCs w:val="19"/>
+              </w:rPr>
+              <w:t xml:space="preserve">Formato</w:t>
+            </w:r>
+          </w:p>
+        </w:tc>
+        <w:tc>
+          <w:tcPr>
+            <w:tcW w:type="dxa" w:w="3338"/>
+            <w:tcBorders>
+              <w:top w:val="single" w:color="CFD6C9" w:sz="4"/>
+              <w:left w:val="single" w:color="CFD6C9" w:sz="4"/>
+              <w:bottom w:val="single" w:color="CFD6C9" w:sz="4"/>
+              <w:right w:val="single" w:color="CFD6C9" w:sz="4"/>
+            </w:tcBorders>
+            <w:shd w:fill="2F5D3A" w:color="auto" w:val="clear"/>
+            <w:tcMar>
+              <w:top w:type="dxa" w:w="80"/>
+              <w:left w:type="dxa" w:w="120"/>
+              <w:bottom w:type="dxa" w:w="80"/>
+              <w:right w:type="dxa" w:w="120"/>
+            </w:tcMar>
+          </w:tcPr>
+          <w:p>
+            <w:r>
+              <w:rPr>
+                <w:b/>
+                <w:bCs/>
+                <w:color w:val="FFFFFF"/>
+                <w:sz w:val="19"/>
+                <w:szCs w:val="19"/>
+              </w:rPr>
+              <w:t xml:space="preserve">Esempio (Torino)</w:t>
+            </w:r>
+          </w:p>
+        </w:tc>
+        <w:tc>
+          <w:tcPr>
+            <w:tcW w:type="dxa" w:w="3600"/>
+            <w:tcBorders>
+              <w:top w:val="single" w:color="CFD6C9" w:sz="4"/>
+              <w:left w:val="single" w:color="CFD6C9" w:sz="4"/>
+              <w:bottom w:val="single" w:color="CFD6C9" w:sz="4"/>
+              <w:right w:val="single" w:color="CFD6C9" w:sz="4"/>
+            </w:tcBorders>
+            <w:shd w:fill="2F5D3A" w:color="auto" w:val="clear"/>
+            <w:tcMar>
+              <w:top w:type="dxa" w:w="80"/>
+              <w:left w:type="dxa" w:w="120"/>
+              <w:bottom w:type="dxa" w:w="80"/>
+              <w:right w:type="dxa" w:w="120"/>
+            </w:tcMar>
+          </w:tcPr>
+          <w:p>
+            <w:r>
+              <w:rPr>
+                <w:b/>
+                <w:bCs/>
+                <w:color w:val="FFFFFF"/>
+                <w:sz w:val="19"/>
+                <w:szCs w:val="19"/>
+              </w:rPr>
+              <w:t xml:space="preserve">Quando usarlo</w:t>
+            </w:r>
+          </w:p>
+        </w:tc>
+      </w:tr>
+      <w:tr>
+        <w:trPr>
+          <w:cantSplit/>
+        </w:trPr>
+        <w:tc>
+          <w:tcPr>
+            <w:tcW w:type="dxa" w:w="2700"/>
+            <w:tcBorders>
+              <w:top w:val="single" w:color="CFD6C9" w:sz="4"/>
+              <w:left w:val="single" w:color="CFD6C9" w:sz="4"/>
+              <w:bottom w:val="single" w:color="CFD6C9" w:sz="4"/>
+              <w:right w:val="single" w:color="CFD6C9" w:sz="4"/>
+            </w:tcBorders>
+            <w:tcMar>
+              <w:top w:type="dxa" w:w="80"/>
+              <w:left w:type="dxa" w:w="120"/>
+              <w:bottom w:type="dxa" w:w="80"/>
+              <w:right w:type="dxa" w:w="120"/>
+            </w:tcMar>
+          </w:tcPr>
+          <w:p>
+            <w:pPr>
+              <w:spacing w:line="264"/>
+            </w:pPr>
+            <w:r>
+              <w:rPr>
+                <w:sz w:val="19"/>
+                <w:szCs w:val="19"/>
+              </w:rPr>
+              <w:t xml:space="preserve">Gradi decimali</w:t>
+            </w:r>
+          </w:p>
+        </w:tc>
+        <w:tc>
+          <w:tcPr>
+            <w:tcW w:type="dxa" w:w="3338"/>
+            <w:tcBorders>
+              <w:top w:val="single" w:color="CFD6C9" w:sz="4"/>
+              <w:left w:val="single" w:color="CFD6C9" w:sz="4"/>
+              <w:bottom w:val="single" w:color="CFD6C9" w:sz="4"/>
+              <w:right w:val="single" w:color="CFD6C9" w:sz="4"/>
+            </w:tcBorders>
+            <w:tcMar>
+              <w:top w:type="dxa" w:w="80"/>
+              <w:left w:type="dxa" w:w="120"/>
+              <w:bottom w:type="dxa" w:w="80"/>
+              <w:right w:type="dxa" w:w="120"/>
+            </w:tcMar>
+          </w:tcPr>
+          <w:p>
+            <w:pPr>
+              <w:spacing w:line="264"/>
+            </w:pPr>
+            <w:r>
+              <w:rPr>
+                <w:sz w:val="19"/>
+                <w:szCs w:val="19"/>
+              </w:rPr>
+              <w:t xml:space="preserve">45.053200, 7.686800</w:t>
+            </w:r>
+          </w:p>
+        </w:tc>
+        <w:tc>
+          <w:tcPr>
+            <w:tcW w:type="dxa" w:w="3600"/>
+            <w:tcBorders>
+              <w:top w:val="single" w:color="CFD6C9" w:sz="4"/>
+              <w:left w:val="single" w:color="CFD6C9" w:sz="4"/>
+              <w:bottom w:val="single" w:color="CFD6C9" w:sz="4"/>
+              <w:right w:val="single" w:color="CFD6C9" w:sz="4"/>
+            </w:tcBorders>
+            <w:tcMar>
+              <w:top w:type="dxa" w:w="80"/>
+              <w:left w:type="dxa" w:w="120"/>
+              <w:bottom w:type="dxa" w:w="80"/>
+              <w:right w:type="dxa" w:w="120"/>
+            </w:tcMar>
+          </w:tcPr>
+          <w:p>
+            <w:pPr>
+              <w:spacing w:line="264"/>
+            </w:pPr>
+            <w:r>
+              <w:rPr>
+                <w:sz w:val="19"/>
+                <w:szCs w:val="19"/>
+              </w:rPr>
+              <w:t xml:space="preserve">Google Maps, OpenStreetMap, la maggior parte delle app</w:t>
+            </w:r>
+          </w:p>
+        </w:tc>
+      </w:tr>
+      <w:tr>
+        <w:trPr>
+          <w:cantSplit/>
+        </w:trPr>
+        <w:tc>
+          <w:tcPr>
+            <w:tcW w:type="dxa" w:w="2700"/>
+            <w:tcBorders>
+              <w:top w:val="single" w:color="CFD6C9" w:sz="4"/>
+              <w:left w:val="single" w:color="CFD6C9" w:sz="4"/>
+              <w:bottom w:val="single" w:color="CFD6C9" w:sz="4"/>
+              <w:right w:val="single" w:color="CFD6C9" w:sz="4"/>
+            </w:tcBorders>
+            <w:shd w:fill="F6F8F3" w:color="auto" w:val="clear"/>
+            <w:tcMar>
+              <w:top w:type="dxa" w:w="80"/>
+              <w:left w:type="dxa" w:w="120"/>
+              <w:bottom w:type="dxa" w:w="80"/>
+              <w:right w:type="dxa" w:w="120"/>
+            </w:tcMar>
+          </w:tcPr>
+          <w:p>
+            <w:pPr>
+              <w:spacing w:line="264"/>
+            </w:pPr>
+            <w:r>
+              <w:rPr>
+                <w:sz w:val="19"/>
+                <w:szCs w:val="19"/>
+              </w:rPr>
+              <w:t xml:space="preserve">Gradi, minuti, secondi</w:t>
+            </w:r>
+          </w:p>
+        </w:tc>
+        <w:tc>
+          <w:tcPr>
+            <w:tcW w:type="dxa" w:w="3338"/>
+            <w:tcBorders>
+              <w:top w:val="single" w:color="CFD6C9" w:sz="4"/>
+              <w:left w:val="single" w:color="CFD6C9" w:sz="4"/>
+              <w:bottom w:val="single" w:color="CFD6C9" w:sz="4"/>
+              <w:right w:val="single" w:color="CFD6C9" w:sz="4"/>
+            </w:tcBorders>
+            <w:shd w:fill="F6F8F3" w:color="auto" w:val="clear"/>
+            <w:tcMar>
+              <w:top w:type="dxa" w:w="80"/>
+              <w:left w:type="dxa" w:w="120"/>
+              <w:bottom w:type="dxa" w:w="80"/>
+              <w:right w:type="dxa" w:w="120"/>
+            </w:tcMar>
+          </w:tcPr>
+          <w:p>
+            <w:pPr>
+              <w:spacing w:line="264"/>
+            </w:pPr>
+            <w:r>
+              <w:rPr>
+                <w:sz w:val="19"/>
+                <w:szCs w:val="19"/>
+              </w:rPr>
+              <w:t xml:space="preserve">45°03′11.5″ N  7°41′12.5″ E</w:t>
+            </w:r>
+          </w:p>
+        </w:tc>
+        <w:tc>
+          <w:tcPr>
+            <w:tcW w:type="dxa" w:w="3600"/>
+            <w:tcBorders>
+              <w:top w:val="single" w:color="CFD6C9" w:sz="4"/>
+              <w:left w:val="single" w:color="CFD6C9" w:sz="4"/>
+              <w:bottom w:val="single" w:color="CFD6C9" w:sz="4"/>
+              <w:right w:val="single" w:color="CFD6C9" w:sz="4"/>
+            </w:tcBorders>
+            <w:shd w:fill="F6F8F3" w:color="auto" w:val="clear"/>
+            <w:tcMar>
+              <w:top w:type="dxa" w:w="80"/>
+              <w:left w:type="dxa" w:w="120"/>
+              <w:bottom w:type="dxa" w:w="80"/>
+              <w:right w:type="dxa" w:w="120"/>
+            </w:tcMar>
+          </w:tcPr>
+          <w:p>
+            <w:pPr>
+              <w:spacing w:line="264"/>
+            </w:pPr>
+            <w:r>
+              <w:rPr>
+                <w:sz w:val="19"/>
+                <w:szCs w:val="19"/>
+              </w:rPr>
+              <w:t xml:space="preserve">Carte topografiche, documenti tradizionali</w:t>
+            </w:r>
+          </w:p>
+        </w:tc>
+      </w:tr>
+      <w:tr>
+        <w:trPr>
+          <w:cantSplit/>
+        </w:trPr>
+        <w:tc>
+          <w:tcPr>
+            <w:tcW w:type="dxa" w:w="2700"/>
+            <w:tcBorders>
+              <w:top w:val="single" w:color="CFD6C9" w:sz="4"/>
+              <w:left w:val="single" w:color="CFD6C9" w:sz="4"/>
+              <w:bottom w:val="single" w:color="CFD6C9" w:sz="4"/>
+              <w:right w:val="single" w:color="CFD6C9" w:sz="4"/>
+            </w:tcBorders>
+            <w:tcMar>
+              <w:top w:type="dxa" w:w="80"/>
+              <w:left w:type="dxa" w:w="120"/>
+              <w:bottom w:type="dxa" w:w="80"/>
+              <w:right w:type="dxa" w:w="120"/>
+            </w:tcMar>
+          </w:tcPr>
+          <w:p>
+            <w:pPr>
+              <w:spacing w:line="264"/>
+            </w:pPr>
+            <w:r>
+              <w:rPr>
+                <w:sz w:val="19"/>
+                <w:szCs w:val="19"/>
+              </w:rPr>
+              <w:t xml:space="preserve">Gradi e minuti</w:t>
+            </w:r>
+          </w:p>
+        </w:tc>
+        <w:tc>
+          <w:tcPr>
+            <w:tcW w:type="dxa" w:w="3338"/>
+            <w:tcBorders>
+              <w:top w:val="single" w:color="CFD6C9" w:sz="4"/>
+              <w:left w:val="single" w:color="CFD6C9" w:sz="4"/>
+              <w:bottom w:val="single" w:color="CFD6C9" w:sz="4"/>
+              <w:right w:val="single" w:color="CFD6C9" w:sz="4"/>
+            </w:tcBorders>
+            <w:tcMar>
+              <w:top w:type="dxa" w:w="80"/>
+              <w:left w:type="dxa" w:w="120"/>
+              <w:bottom w:type="dxa" w:w="80"/>
+              <w:right w:type="dxa" w:w="120"/>
+            </w:tcMar>
+          </w:tcPr>
+          <w:p>
+            <w:pPr>
+              <w:spacing w:line="264"/>
+            </w:pPr>
+            <w:r>
+              <w:rPr>
+                <w:sz w:val="19"/>
+                <w:szCs w:val="19"/>
+              </w:rPr>
+              <w:t xml:space="preserve">45°03.192′ N  7°41.208′ E</w:t>
+            </w:r>
+          </w:p>
+        </w:tc>
+        <w:tc>
+          <w:tcPr>
+            <w:tcW w:type="dxa" w:w="3600"/>
+            <w:tcBorders>
+              <w:top w:val="single" w:color="CFD6C9" w:sz="4"/>
+              <w:left w:val="single" w:color="CFD6C9" w:sz="4"/>
+              <w:bottom w:val="single" w:color="CFD6C9" w:sz="4"/>
+              <w:right w:val="single" w:color="CFD6C9" w:sz="4"/>
+            </w:tcBorders>
+            <w:tcMar>
+              <w:top w:type="dxa" w:w="80"/>
+              <w:left w:type="dxa" w:w="120"/>
+              <w:bottom w:type="dxa" w:w="80"/>
+              <w:right w:type="dxa" w:w="120"/>
+            </w:tcMar>
+          </w:tcPr>
+          <w:p>
+            <w:pPr>
+              <w:spacing w:line="264"/>
+            </w:pPr>
+            <w:r>
+              <w:rPr>
+                <w:sz w:val="19"/>
+                <w:szCs w:val="19"/>
+              </w:rPr>
+              <w:t xml:space="preserve">Navigatori GPS da escursionismo</w:t>
+            </w:r>
+          </w:p>
+        </w:tc>
+      </w:tr>
+      <w:tr>
+        <w:trPr>
+          <w:cantSplit/>
+        </w:trPr>
+        <w:tc>
+          <w:tcPr>
+            <w:tcW w:type="dxa" w:w="2700"/>
+            <w:tcBorders>
+              <w:top w:val="single" w:color="CFD6C9" w:sz="4"/>
+              <w:left w:val="single" w:color="CFD6C9" w:sz="4"/>
+              <w:bottom w:val="single" w:color="CFD6C9" w:sz="4"/>
+              <w:right w:val="single" w:color="CFD6C9" w:sz="4"/>
+            </w:tcBorders>
+            <w:shd w:fill="F6F8F3" w:color="auto" w:val="clear"/>
+            <w:tcMar>
+              <w:top w:type="dxa" w:w="80"/>
+              <w:left w:type="dxa" w:w="120"/>
+              <w:bottom w:type="dxa" w:w="80"/>
+              <w:right w:type="dxa" w:w="120"/>
+            </w:tcMar>
+          </w:tcPr>
+          <w:p>
+            <w:pPr>
+              <w:spacing w:line="264"/>
+            </w:pPr>
+            <w:r>
+              <w:rPr>
+                <w:sz w:val="19"/>
+                <w:szCs w:val="19"/>
+              </w:rPr>
+              <w:t xml:space="preserve">UTM WGS84</w:t>
+            </w:r>
+          </w:p>
+        </w:tc>
+        <w:tc>
+          <w:tcPr>
+            <w:tcW w:type="dxa" w:w="3338"/>
+            <w:tcBorders>
+              <w:top w:val="single" w:color="CFD6C9" w:sz="4"/>
+              <w:left w:val="single" w:color="CFD6C9" w:sz="4"/>
+              <w:bottom w:val="single" w:color="CFD6C9" w:sz="4"/>
+              <w:right w:val="single" w:color="CFD6C9" w:sz="4"/>
+            </w:tcBorders>
+            <w:shd w:fill="F6F8F3" w:color="auto" w:val="clear"/>
+            <w:tcMar>
+              <w:top w:type="dxa" w:w="80"/>
+              <w:left w:type="dxa" w:w="120"/>
+              <w:bottom w:type="dxa" w:w="80"/>
+              <w:right w:type="dxa" w:w="120"/>
+            </w:tcMar>
+          </w:tcPr>
+          <w:p>
+            <w:pPr>
+              <w:spacing w:line="264"/>
+            </w:pPr>
+            <w:r>
+              <w:rPr>
+                <w:sz w:val="19"/>
+                <w:szCs w:val="19"/>
+              </w:rPr>
+              <w:t xml:space="preserve">32T 396596 E  4989699 N</w:t>
+            </w:r>
+          </w:p>
+        </w:tc>
+        <w:tc>
+          <w:tcPr>
+            <w:tcW w:type="dxa" w:w="3600"/>
+            <w:tcBorders>
+              <w:top w:val="single" w:color="CFD6C9" w:sz="4"/>
+              <w:left w:val="single" w:color="CFD6C9" w:sz="4"/>
+              <w:bottom w:val="single" w:color="CFD6C9" w:sz="4"/>
+              <w:right w:val="single" w:color="CFD6C9" w:sz="4"/>
+            </w:tcBorders>
+            <w:shd w:fill="F6F8F3" w:color="auto" w:val="clear"/>
+            <w:tcMar>
+              <w:top w:type="dxa" w:w="80"/>
+              <w:left w:type="dxa" w:w="120"/>
+              <w:bottom w:type="dxa" w:w="80"/>
+              <w:right w:type="dxa" w:w="120"/>
+            </w:tcMar>
+          </w:tcPr>
+          <w:p>
+            <w:pPr>
+              <w:spacing w:line="264"/>
+            </w:pPr>
+            <w:r>
+              <w:rPr>
+                <w:sz w:val="19"/>
+                <w:szCs w:val="19"/>
+              </w:rPr>
+              <w:t xml:space="preserve">Carte con reticolato chilometrico, QGIS, rilievi tecnici</w:t>
+            </w:r>
+          </w:p>
+        </w:tc>
+      </w:tr>
+      <w:tr>
+        <w:trPr>
+          <w:cantSplit/>
+        </w:trPr>
+        <w:tc>
+          <w:tcPr>
+            <w:tcW w:type="dxa" w:w="2700"/>
+            <w:tcBorders>
+              <w:top w:val="single" w:color="CFD6C9" w:sz="4"/>
+              <w:left w:val="single" w:color="CFD6C9" w:sz="4"/>
+              <w:bottom w:val="single" w:color="CFD6C9" w:sz="4"/>
+              <w:right w:val="single" w:color="CFD6C9" w:sz="4"/>
+            </w:tcBorders>
+            <w:tcMar>
+              <w:top w:type="dxa" w:w="80"/>
+              <w:left w:type="dxa" w:w="120"/>
+              <w:bottom w:type="dxa" w:w="80"/>
+              <w:right w:type="dxa" w:w="120"/>
+            </w:tcMar>
+          </w:tcPr>
+          <w:p>
+            <w:pPr>
+              <w:spacing w:line="264"/>
+            </w:pPr>
+            <w:r>
+              <w:rPr>
+                <w:sz w:val="19"/>
+                <w:szCs w:val="19"/>
+              </w:rPr>
+              <w:t xml:space="preserve">Non stampare le coordinate</w:t>
+            </w:r>
+          </w:p>
+        </w:tc>
+        <w:tc>
+          <w:tcPr>
+            <w:tcW w:type="dxa" w:w="3338"/>
+            <w:tcBorders>
+              <w:top w:val="single" w:color="CFD6C9" w:sz="4"/>
+              <w:left w:val="single" w:color="CFD6C9" w:sz="4"/>
+              <w:bottom w:val="single" w:color="CFD6C9" w:sz="4"/>
+              <w:right w:val="single" w:color="CFD6C9" w:sz="4"/>
+            </w:tcBorders>
+            <w:tcMar>
+              <w:top w:type="dxa" w:w="80"/>
+              <w:left w:type="dxa" w:w="120"/>
+              <w:bottom w:type="dxa" w:w="80"/>
+              <w:right w:type="dxa" w:w="120"/>
+            </w:tcMar>
+          </w:tcPr>
+          <w:p>
+            <w:pPr>
+              <w:spacing w:line="264"/>
+            </w:pPr>
+            <w:r>
+              <w:rPr>
+                <w:sz w:val="19"/>
+                <w:szCs w:val="19"/>
+              </w:rPr>
+              <w:t xml:space="preserve">—</w:t>
+            </w:r>
+          </w:p>
+        </w:tc>
+        <w:tc>
+          <w:tcPr>
+            <w:tcW w:type="dxa" w:w="3600"/>
+            <w:tcBorders>
+              <w:top w:val="single" w:color="CFD6C9" w:sz="4"/>
+              <w:left w:val="single" w:color="CFD6C9" w:sz="4"/>
+              <w:bottom w:val="single" w:color="CFD6C9" w:sz="4"/>
+              <w:right w:val="single" w:color="CFD6C9" w:sz="4"/>
+            </w:tcBorders>
+            <w:tcMar>
+              <w:top w:type="dxa" w:w="80"/>
+              <w:left w:type="dxa" w:w="120"/>
+              <w:bottom w:type="dxa" w:w="80"/>
+              <w:right w:type="dxa" w:w="120"/>
+            </w:tcMar>
+          </w:tcPr>
+          <w:p>
+            <w:pPr>
+              <w:spacing w:line="264"/>
+            </w:pPr>
+            <w:r>
+              <w:rPr>
+                <w:sz w:val="19"/>
+                <w:szCs w:val="19"/>
+              </w:rPr>
+              <w:t xml:space="preserve">Alberi in proprietà private o specie da proteggere</w:t>
+            </w:r>
+          </w:p>
+        </w:tc>
+      </w:tr>
+    </w:tbl>
+    <w:p>
+      <w:pPr>
+        <w:spacing w:after="0" w:before="0" w:line="160" w:lineRule="exact"/>
+      </w:pPr>
+      <w:r>
+        <w:rPr>
+          <w:sz w:val="2"/>
+          <w:szCs w:val="2"/>
+        </w:rPr>
+        <w:t xml:space="preserve"/>
+      </w:r>
+    </w:p>
+    <w:p>
+      <w:pPr>
+        <w:spacing w:after="120" w:line="288"/>
+      </w:pPr>
+      <w:r>
+        <w:t xml:space="preserve">Accanto alle coordinate escono la </w:t>
+      </w:r>
+      <w:r>
+        <w:rPr>
+          <w:b/>
+          <w:bCs/>
+        </w:rPr>
+        <w:t xml:space="preserve">precisione</w:t>
+      </w:r>
+      <w:r>
+        <w:t xml:space="preserve"> del GPS (±4 m) e la </w:t>
+      </w:r>
+      <w:r>
+        <w:rPr>
+          <w:b/>
+          <w:bCs/>
+        </w:rPr>
+        <w:t xml:space="preserve">quota</w:t>
+      </w:r>
+      <w:r>
+        <w:t xml:space="preserve">: quella del terreno, se l’hai calcolata (paragrafo 6.3), altrimenti quella del GPS. Nel registro Excel la posizione occupa le colonne dopo la data: </w:t>
+      </w:r>
+      <w:r>
+        <w:rPr>
+          <w:i/>
+          <w:iCs/>
+        </w:rPr>
+        <w:t xml:space="preserve">Latitudine</w:t>
+      </w:r>
+      <w:r>
+        <w:t xml:space="preserve"> e </w:t>
+      </w:r>
+      <w:r>
+        <w:rPr>
+          <w:i/>
+          <w:iCs/>
+        </w:rPr>
+        <w:t xml:space="preserve">Longitudine</w:t>
+      </w:r>
+      <w:r>
+        <w:t xml:space="preserve">, oppure </w:t>
+      </w:r>
+      <w:r>
+        <w:rPr>
+          <w:i/>
+          <w:iCs/>
+        </w:rPr>
+        <w:t xml:space="preserve">Zona UTM</w:t>
+      </w:r>
+      <w:r>
+        <w:t xml:space="preserve">, </w:t>
+      </w:r>
+      <w:r>
+        <w:rPr>
+          <w:i/>
+          <w:iCs/>
+        </w:rPr>
+        <w:t xml:space="preserve">Est UTM</w:t>
+      </w:r>
+      <w:r>
+        <w:t xml:space="preserve"> e </w:t>
+      </w:r>
+      <w:r>
+        <w:rPr>
+          <w:i/>
+          <w:iCs/>
+        </w:rPr>
+        <w:t xml:space="preserve">Nord UTM</w:t>
+      </w:r>
+      <w:r>
+        <w:t xml:space="preserve">, più la </w:t>
+      </w:r>
+      <w:r>
+        <w:rPr>
+          <w:i/>
+          <w:iCs/>
+        </w:rPr>
+        <w:t xml:space="preserve">Quota</w:t>
+      </w:r>
+      <w:r>
+        <w:t xml:space="preserve">.</w:t>
+      </w:r>
+    </w:p>
+    <w:p>
+      <w:pPr>
+        <w:spacing w:after="120" w:line="288"/>
+      </w:pPr>
+      <w:r>
+        <w:t xml:space="preserve">Con </w:t>
+      </w:r>
+      <w:r>
+        <w:rPr>
+          <w:b/>
+          <w:bCs/>
+        </w:rPr>
+        <w:t xml:space="preserve">Non stampare le coordinate</w:t>
+      </w:r>
+      <w:r>
+        <w:t xml:space="preserve"> spariscono la riga del GPS e le colonne della posizione, e anche i </w:t>
+      </w:r>
+      <w:r>
+        <w:rPr>
+          <w:b/>
+          <w:bCs/>
+        </w:rPr>
+        <w:t xml:space="preserve">codici QR</w:t>
+      </w:r>
+      <w:r>
+        <w:t xml:space="preserve"> stampati (sulle schede e sulle etichette) non contengono la posizione. Lo scanner dell’app ritrova comunque la scheda, perché usa solo l’identificativo.</w:t>
+      </w:r>
+    </w:p>
+    <w:tbl>
+      <w:tblPr>
+        <w:tblW w:type="dxa" w:w="9638"/>
+        <w:tblBorders>
+          <w:top w:val="single" w:color="auto" w:sz="4"/>
+          <w:left w:val="single" w:color="auto" w:sz="4"/>
+          <w:bottom w:val="single" w:color="auto" w:sz="4"/>
+          <w:right w:val="single" w:color="auto" w:sz="4"/>
+          <w:insideH w:val="single" w:color="auto" w:sz="4"/>
+          <w:insideV w:val="single" w:color="auto" w:sz="4"/>
+        </w:tblBorders>
+      </w:tblPr>
+      <w:tblGrid>
+        <w:gridCol w:w="9638"/>
+      </w:tblGrid>
+      <w:tr>
+        <w:trPr>
+          <w:cantSplit/>
+        </w:trPr>
+        <w:tc>
+          <w:tcPr>
+            <w:tcW w:type="dxa" w:w="9638"/>
+            <w:tcBorders>
+              <w:top w:val="none" w:color="FFFFFF" w:sz="0"/>
+              <w:left w:val="single" w:color="9BB35A" w:sz="36"/>
+              <w:bottom w:val="none" w:color="FFFFFF" w:sz="0"/>
+              <w:right w:val="none" w:color="FFFFFF" w:sz="0"/>
+            </w:tcBorders>
+            <w:shd w:fill="F1F6E6" w:color="auto" w:val="clear"/>
+            <w:tcMar>
+              <w:top w:type="dxa" w:w="140"/>
+              <w:left w:type="dxa" w:w="220"/>
+              <w:bottom w:type="dxa" w:w="100"/>
+              <w:right w:type="dxa" w:w="180"/>
+            </w:tcMar>
+          </w:tcPr>
+          <w:p>
+            <w:pPr>
+              <w:keepNext/>
+              <w:spacing w:after="80"/>
+            </w:pPr>
+            <w:r>
+              <w:rPr>
+                <w:b/>
+                <w:bCs/>
+                <w:color w:val="9BB35A"/>
+                <w:sz w:val="17"/>
+                <w:szCs w:val="17"/>
+              </w:rPr>
+              <w:t xml:space="preserve">ESEMPIO · </w:t>
+            </w:r>
+            <w:r>
+              <w:rPr>
+                <w:b/>
+                <w:bCs/>
+                <w:color w:val="1C3F30"/>
+                <w:sz w:val="21"/>
+                <w:szCs w:val="21"/>
+              </w:rPr>
+              <w:t xml:space="preserve">Esempio: un rilievo per l’ufficio tecnico</w:t>
+            </w:r>
+          </w:p>
+          <w:p>
+            <w:pPr>
+              <w:spacing w:after="80" w:line="276"/>
+            </w:pPr>
+            <w:r>
+              <w:rPr>
+                <w:sz w:val="20"/>
+                <w:szCs w:val="20"/>
+              </w:rPr>
+              <w:t xml:space="preserve">Il comune chiede le posizioni in UTM per caricarle sulla sua cartografia. Nella finestra Stampa scegli </w:t>
+            </w:r>
+            <w:r>
+              <w:rPr>
+                <w:b/>
+                <w:bCs/>
+                <w:sz w:val="20"/>
+                <w:szCs w:val="20"/>
+              </w:rPr>
+              <w:t xml:space="preserve">Registro Excel</w:t>
+            </w:r>
+            <w:r>
+              <w:rPr>
+                <w:sz w:val="20"/>
+                <w:szCs w:val="20"/>
+              </w:rPr>
+              <w:t xml:space="preserve"> e </w:t>
+            </w:r>
+            <w:r>
+              <w:rPr>
+                <w:b/>
+                <w:bCs/>
+                <w:sz w:val="20"/>
+                <w:szCs w:val="20"/>
+              </w:rPr>
+              <w:t xml:space="preserve">UTM WGS84</w:t>
+            </w:r>
+            <w:r>
+              <w:rPr>
+                <w:sz w:val="20"/>
+                <w:szCs w:val="20"/>
+              </w:rPr>
+              <w:t xml:space="preserve">: ogni albero ha zona (32T), Est e Nord in metri, pronti da incollare. Per la copia da lasciare al proprietario stampi le schede A4 in gradi decimali, che si cercano direttamente su Google Maps.</w:t>
+            </w:r>
+          </w:p>
+        </w:tc>
+      </w:tr>
+    </w:tbl>
+    <w:p>
+      <w:pPr>
+        <w:spacing w:after="0" w:before="0" w:line="160" w:lineRule="exact"/>
+      </w:pPr>
+      <w:r>
+        <w:rPr>
+          <w:sz w:val="2"/>
+          <w:szCs w:val="2"/>
+        </w:rPr>
+        <w:t xml:space="preserve"/>
+      </w:r>
+    </w:p>
+    <w:tbl>
+      <w:tblPr>
+        <w:tblW w:type="dxa" w:w="9638"/>
+        <w:tblBorders>
+          <w:top w:val="single" w:color="auto" w:sz="4"/>
+          <w:left w:val="single" w:color="auto" w:sz="4"/>
+          <w:bottom w:val="single" w:color="auto" w:sz="4"/>
+          <w:right w:val="single" w:color="auto" w:sz="4"/>
+          <w:insideH w:val="single" w:color="auto" w:sz="4"/>
+          <w:insideV w:val="single" w:color="auto" w:sz="4"/>
+        </w:tblBorders>
+      </w:tblPr>
+      <w:tblGrid>
+        <w:gridCol w:w="9638"/>
+      </w:tblGrid>
+      <w:tr>
+        <w:trPr>
+          <w:cantSplit/>
+        </w:trPr>
+        <w:tc>
+          <w:tcPr>
+            <w:tcW w:type="dxa" w:w="9638"/>
+            <w:tcBorders>
+              <w:top w:val="none" w:color="FFFFFF" w:sz="0"/>
+              <w:left w:val="single" w:color="C9A227" w:sz="36"/>
+              <w:bottom w:val="none" w:color="FFFFFF" w:sz="0"/>
+              <w:right w:val="none" w:color="FFFFFF" w:sz="0"/>
+            </w:tcBorders>
+            <w:shd w:fill="FFF7D6" w:color="auto" w:val="clear"/>
+            <w:tcMar>
+              <w:top w:type="dxa" w:w="140"/>
+              <w:left w:type="dxa" w:w="220"/>
+              <w:bottom w:type="dxa" w:w="100"/>
+              <w:right w:type="dxa" w:w="180"/>
+            </w:tcMar>
+          </w:tcPr>
+          <w:p>
+            <w:pPr>
+              <w:keepNext/>
+              <w:spacing w:after="80"/>
+            </w:pPr>
+            <w:r>
+              <w:rPr>
+                <w:b/>
+                <w:bCs/>
+                <w:color w:val="C9A227"/>
+                <w:sz w:val="17"/>
+                <w:szCs w:val="17"/>
+              </w:rPr>
+              <w:t xml:space="preserve">SUGGERIMENTO · </w:t>
+            </w:r>
+            <w:r>
+              <w:rPr>
+                <w:b/>
+                <w:bCs/>
+                <w:color w:val="1C3F30"/>
+                <w:sz w:val="21"/>
+                <w:szCs w:val="21"/>
+              </w:rPr>
+              <w:t xml:space="preserve">La zona UTM</w:t>
+            </w:r>
+          </w:p>
+          <w:p>
+            <w:pPr>
+              <w:spacing w:after="80" w:line="276"/>
+            </w:pPr>
+            <w:r>
+              <w:rPr>
+                <w:sz w:val="20"/>
+                <w:szCs w:val="20"/>
+              </w:rPr>
+              <w:t xml:space="preserve">L’Italia è divisa tra le zone </w:t>
+            </w:r>
+            <w:r>
+              <w:rPr>
+                <w:b/>
+                <w:bCs/>
+                <w:sz w:val="20"/>
+                <w:szCs w:val="20"/>
+              </w:rPr>
+              <w:t xml:space="preserve">32</w:t>
+            </w:r>
+            <w:r>
+              <w:rPr>
+                <w:sz w:val="20"/>
+                <w:szCs w:val="20"/>
+              </w:rPr>
+              <w:t xml:space="preserve"> (a ovest del meridiano 12° E, per esempio Piemonte, Lombardia, Toscana) e </w:t>
+            </w:r>
+            <w:r>
+              <w:rPr>
+                <w:b/>
+                <w:bCs/>
+                <w:sz w:val="20"/>
+                <w:szCs w:val="20"/>
+              </w:rPr>
+              <w:t xml:space="preserve">33</w:t>
+            </w:r>
+            <w:r>
+              <w:rPr>
+                <w:sz w:val="20"/>
+                <w:szCs w:val="20"/>
+              </w:rPr>
+              <w:t xml:space="preserve"> (a est). L’app calcola la zona di ogni albero dalla sua posizione e la scrive sempre davanti ai numeri.</w:t>
+            </w:r>
+          </w:p>
+        </w:tc>
+      </w:tr>
+    </w:tbl>
+    <w:p>
+      <w:pPr>
+        <w:spacing w:after="0" w:before="0" w:line="160" w:lineRule="exact"/>
+      </w:pPr>
+      <w:r>
+        <w:rPr>
+          <w:sz w:val="2"/>
+          <w:szCs w:val="2"/>
+        </w:rPr>
+        <w:t xml:space="preserve"/>
       </w:r>
     </w:p>
     <w:p>
@@ -21201,6 +22189,63 @@
           <w:szCs w:val="26"/>
         </w:rPr>
         <w:t xml:space="preserve">16.3  </w:t>
+      </w:r>
+      <w:r>
+        <w:rPr>
+          <w:rFonts w:ascii="Lora" w:cs="Lora" w:eastAsia="Lora" w:hAnsi="Lora"/>
+          <w:b/>
+          <w:bCs/>
+          <w:color w:val="2F5D3A"/>
+          <w:sz w:val="26"/>
+          <w:szCs w:val="26"/>
+        </w:rPr>
+        <w:t xml:space="preserve">Etichette QR e scansione</w:t>
+      </w:r>
+    </w:p>
+    <w:p>
+      <w:pPr>
+        <w:spacing w:after="120" w:line="288"/>
+      </w:pPr>
+      <w:r>
+        <w:t xml:space="preserve">Ogni scheda ha un codice QR con un identificativo permanente, visibile in fondo alla scheda. </w:t>
+      </w:r>
+      <w:r>
+        <w:rPr>
+          <w:b/>
+          <w:bCs/>
+        </w:rPr>
+        <w:t xml:space="preserve">Scarica QR (etichetta PNG)</w:t>
+      </w:r>
+      <w:r>
+        <w:t xml:space="preserve"> salva l’etichetta come immagine. Applicata vicino all’albero, si ritrova la scheda con </w:t>
+      </w:r>
+      <w:r>
+        <w:rPr>
+          <w:b/>
+          <w:bCs/>
+        </w:rPr>
+        <w:t xml:space="preserve">+ Opzioni → Scansiona QR</w:t>
+      </w:r>
+      <w:r>
+        <w:t xml:space="preserve">: inquadri l’etichetta e la scheda si apre. Le vecchie etichette restano valide anche dopo «Nuovo elenco».</w:t>
+      </w:r>
+    </w:p>
+    <w:p>
+      <w:pPr>
+        <w:pStyle w:val="Heading2"/>
+        <w:keepNext/>
+        <w:spacing w:after="100" w:before="240"/>
+      </w:pPr>
+      <w:r>
+        <w:rPr>
+          <w:rFonts w:ascii="Lora" w:cs="Lora" w:eastAsia="Lora" w:hAnsi="Lora"/>
+          <w:b/>
+          <w:bCs/>
+          <w:color w:val="9BB35A"/>
+          <w:sz w:val="26"/>
+          <w:szCs w:val="26"/>
+        </w:rPr>
+        <w:t xml:space="preserve">16.4  </w:t>
       </w:r>
       <w:r>
         <w:rPr>
@@ -22832,7 +23877,7 @@
                 <w:sz w:val="19"/>
                 <w:szCs w:val="19"/>
               </w:rPr>
-              <w:t xml:space="preserve">Dalla finestra Stampa: una riga per scheda, pronta da stampare</w:t>
+              <w:t xml:space="preserve">Dalla finestra Stampa: una riga per scheda, con le coordinate nel formato scelto</w:t>
             </w:r>
           </w:p>
         </w:tc>
@@ -28898,7 +29943,7 @@
           <w:bCs/>
           <w:color w:val="2F5D3A"/>
         </w:rPr>
-        <w:t xml:space="preserve">Guaina</w:t>
+        <w:t xml:space="preserve">Gradi sessagesimali</w:t>
       </w:r>
       <w:r>
         <w:t xml:space="preserve"> — </w:t>
@@ -28908,7 +29953,7 @@
           <w:sz w:val="20"/>
           <w:szCs w:val="20"/>
         </w:rPr>
-        <w:t xml:space="preserve">Pellicina che avvolge la base del fascetto di aghi nei pini.</w:t>
+        <w:t xml:space="preserve">Modo tradizionale di scrivere le coordinate in gradi, primi (′) e secondi (″): 45°03′11.5″ N. Un grado ha 60 primi, un primo 60 secondi.</w:t>
       </w:r>
     </w:p>
     <w:p>
@@ -28922,7 +29967,7 @@
           <w:bCs/>
           <w:color w:val="2F5D3A"/>
         </w:rPr>
-        <w:t xml:space="preserve">IndexedDB</w:t>
+        <w:t xml:space="preserve">Guaina</w:t>
       </w:r>
       <w:r>
         <w:t xml:space="preserve"> — </w:t>
@@ -28932,7 +29977,7 @@
           <w:sz w:val="20"/>
           <w:szCs w:val="20"/>
         </w:rPr>
-        <w:t xml:space="preserve">L’archivio interno del browser in cui l’app salva schede, foto e note vocali.</w:t>
+        <w:t xml:space="preserve">Pellicina che avvolge la base del fascetto di aghi nei pini.</w:t>
       </w:r>
     </w:p>
     <w:p>
@@ -28946,7 +29991,7 @@
           <w:bCs/>
           <w:color w:val="2F5D3A"/>
         </w:rPr>
-        <w:t xml:space="preserve">KML</w:t>
+        <w:t xml:space="preserve">IndexedDB</w:t>
       </w:r>
       <w:r>
         <w:t xml:space="preserve"> — </w:t>
@@ -28956,7 +30001,7 @@
           <w:sz w:val="20"/>
           <w:szCs w:val="20"/>
         </w:rPr>
-        <w:t xml:space="preserve">Formato di dati geografici usato da Google Earth.</w:t>
+        <w:t xml:space="preserve">L’archivio interno del browser in cui l’app salva schede, foto e note vocali.</w:t>
       </w:r>
     </w:p>
     <w:p>
@@ -28970,7 +30015,7 @@
           <w:bCs/>
           <w:color w:val="2F5D3A"/>
         </w:rPr>
-        <w:t xml:space="preserve">Lamina</w:t>
+        <w:t xml:space="preserve">KML</w:t>
       </w:r>
       <w:r>
         <w:t xml:space="preserve"> — </w:t>
@@ -28980,7 +30025,7 @@
           <w:sz w:val="20"/>
           <w:szCs w:val="20"/>
         </w:rPr>
-        <w:t xml:space="preserve">La parte espansa della foglia. La sua forma (ovata, lanceolata, aghiforme…) è un campo della scheda.</w:t>
+        <w:t xml:space="preserve">Formato di dati geografici usato da Google Earth.</w:t>
       </w:r>
     </w:p>
     <w:p>
@@ -28994,7 +30039,7 @@
           <w:bCs/>
           <w:color w:val="2F5D3A"/>
         </w:rPr>
-        <w:t xml:space="preserve">Margine fogliare</w:t>
+        <w:t xml:space="preserve">Lamina</w:t>
       </w:r>
       <w:r>
         <w:t xml:space="preserve"> — </w:t>
@@ -29004,7 +30049,7 @@
           <w:sz w:val="20"/>
           <w:szCs w:val="20"/>
         </w:rPr>
-        <w:t xml:space="preserve">Il bordo della lamina: intero, dentato, seghettato, crenato…</w:t>
+        <w:t xml:space="preserve">La parte espansa della foglia. La sua forma (ovata, lanceolata, aghiforme…) è un campo della scheda.</w:t>
       </w:r>
     </w:p>
     <w:p>
@@ -29018,7 +30063,7 @@
           <w:bCs/>
           <w:color w:val="2F5D3A"/>
         </w:rPr>
-        <w:t xml:space="preserve">N° medesimo esemplare</w:t>
+        <w:t xml:space="preserve">Margine fogliare</w:t>
       </w:r>
       <w:r>
         <w:t xml:space="preserve"> — </w:t>
@@ -29028,7 +30073,7 @@
           <w:sz w:val="20"/>
           <w:szCs w:val="20"/>
         </w:rPr>
-        <w:t xml:space="preserve">Quanti alberi uguali a quello della scheda ci sono nelle vicinanze. Di base è 1 (esemplare isolato).</w:t>
+        <w:t xml:space="preserve">Il bordo della lamina: intero, dentato, seghettato, crenato…</w:t>
       </w:r>
     </w:p>
     <w:p>
@@ -29042,7 +30087,7 @@
           <w:bCs/>
           <w:color w:val="2F5D3A"/>
         </w:rPr>
-        <w:t xml:space="preserve">N° nel giorno</w:t>
+        <w:t xml:space="preserve">N° medesimo esemplare</w:t>
       </w:r>
       <w:r>
         <w:t xml:space="preserve"> — </w:t>
@@ -29052,7 +30097,7 @@
           <w:sz w:val="20"/>
           <w:szCs w:val="20"/>
         </w:rPr>
-        <w:t xml:space="preserve">Numerazione che riparte da 1 a ogni nuova data.</w:t>
+        <w:t xml:space="preserve">Quanti alberi uguali a quello della scheda ci sono nelle vicinanze. Di base è 1 (esemplare isolato).</w:t>
       </w:r>
     </w:p>
     <w:p>
@@ -29066,7 +30111,7 @@
           <w:bCs/>
           <w:color w:val="2F5D3A"/>
         </w:rPr>
-        <w:t xml:space="preserve">N° progressivo</w:t>
+        <w:t xml:space="preserve">N° nel giorno</w:t>
       </w:r>
       <w:r>
         <w:t xml:space="preserve"> — </w:t>
@@ -29076,7 +30121,7 @@
           <w:sz w:val="20"/>
           <w:szCs w:val="20"/>
         </w:rPr>
-        <w:t xml:space="preserve">Numero della scheda nell’elenco corrente; riparte da 1 con «Nuovo elenco».</w:t>
+        <w:t xml:space="preserve">Numerazione che riparte da 1 a ogni nuova data.</w:t>
       </w:r>
     </w:p>
     <w:p>
@@ -29090,7 +30135,7 @@
           <w:bCs/>
           <w:color w:val="2F5D3A"/>
         </w:rPr>
-        <w:t xml:space="preserve">Nominatim</w:t>
+        <w:t xml:space="preserve">N° progressivo</w:t>
       </w:r>
       <w:r>
         <w:t xml:space="preserve"> — </w:t>
@@ -29100,7 +30145,7 @@
           <w:sz w:val="20"/>
           <w:szCs w:val="20"/>
         </w:rPr>
-        <w:t xml:space="preserve">Servizio di OpenStreetMap che trasforma coordinate in indirizzi; accetta al massimo una richiesta al secondo.</w:t>
+        <w:t xml:space="preserve">Numero della scheda nell’elenco corrente; riparte da 1 con «Nuovo elenco».</w:t>
       </w:r>
     </w:p>
     <w:p>
@@ -29114,7 +30159,7 @@
           <w:bCs/>
           <w:color w:val="2F5D3A"/>
         </w:rPr>
-        <w:t xml:space="preserve">Offline</w:t>
+        <w:t xml:space="preserve">Nominatim</w:t>
       </w:r>
       <w:r>
         <w:t xml:space="preserve"> — </w:t>
@@ -29124,7 +30169,7 @@
           <w:sz w:val="20"/>
           <w:szCs w:val="20"/>
         </w:rPr>
-        <w:t xml:space="preserve">Senza connessione a Internet. L’app è pensata per funzionare offline.</w:t>
+        <w:t xml:space="preserve">Servizio di OpenStreetMap che trasforma coordinate in indirizzi; accetta al massimo una richiesta al secondo.</w:t>
       </w:r>
     </w:p>
     <w:p>
@@ -29138,7 +30183,7 @@
           <w:bCs/>
           <w:color w:val="2F5D3A"/>
         </w:rPr>
-        <w:t xml:space="preserve">open.env</w:t>
+        <w:t xml:space="preserve">Offline</w:t>
       </w:r>
       <w:r>
         <w:t xml:space="preserve"> — </w:t>
@@ -29148,7 +30193,7 @@
           <w:sz w:val="20"/>
           <w:szCs w:val="20"/>
         </w:rPr>
-        <w:t xml:space="preserve">File di testo con le chiavi dei servizi AI. Resta sul dispositivo e non va mai pubblicato né inviato.</w:t>
+        <w:t xml:space="preserve">Senza connessione a Internet. L’app è pensata per funzionare offline.</w:t>
       </w:r>
     </w:p>
     <w:p>
@@ -29162,7 +30207,7 @@
           <w:bCs/>
           <w:color w:val="2F5D3A"/>
         </w:rPr>
-        <w:t xml:space="preserve">Persistenza</w:t>
+        <w:t xml:space="preserve">open.env</w:t>
       </w:r>
       <w:r>
         <w:t xml:space="preserve"> — </w:t>
@@ -29172,7 +30217,7 @@
           <w:sz w:val="20"/>
           <w:szCs w:val="20"/>
         </w:rPr>
-        <w:t xml:space="preserve">Se l’albero tiene le foglie tutto l’anno (sempreverde), le perde (caduca) o in parte (semisempreverde, semicaduca).</w:t>
+        <w:t xml:space="preserve">File di testo con le chiavi dei servizi AI. Resta sul dispositivo e non va mai pubblicato né inviato.</w:t>
       </w:r>
     </w:p>
     <w:p>
@@ -29186,7 +30231,7 @@
           <w:bCs/>
           <w:color w:val="2F5D3A"/>
         </w:rPr>
-        <w:t xml:space="preserve">PlantNet</w:t>
+        <w:t xml:space="preserve">Persistenza</w:t>
       </w:r>
       <w:r>
         <w:t xml:space="preserve"> — </w:t>
@@ -29196,7 +30241,7 @@
           <w:sz w:val="20"/>
           <w:szCs w:val="20"/>
         </w:rPr>
-        <w:t xml:space="preserve">Servizio gratuito di riconoscimento delle piante da foto, realizzato da istituti di ricerca botanica. Richiede una chiave personale.</w:t>
+        <w:t xml:space="preserve">Se l’albero tiene le foglie tutto l’anno (sempreverde), le perde (caduca) o in parte (semisempreverde, semicaduca).</w:t>
       </w:r>
     </w:p>
     <w:p>
@@ -29210,7 +30255,7 @@
           <w:bCs/>
           <w:color w:val="2F5D3A"/>
         </w:rPr>
-        <w:t xml:space="preserve">Pulvino</w:t>
+        <w:t xml:space="preserve">PlantNet</w:t>
       </w:r>
       <w:r>
         <w:t xml:space="preserve"> — </w:t>
@@ -29220,7 +30265,7 @@
           <w:sz w:val="20"/>
           <w:szCs w:val="20"/>
         </w:rPr>
-        <w:t xml:space="preserve">Sporgenza legnosa del ramo su cui si inserisce l’ago; rende ruvido il ramo di Picea.</w:t>
+        <w:t xml:space="preserve">Servizio gratuito di riconoscimento delle piante da foto, realizzato da istituti di ricerca botanica. Richiede una chiave personale.</w:t>
       </w:r>
     </w:p>
     <w:p>
@@ -29234,7 +30279,7 @@
           <w:bCs/>
           <w:color w:val="2F5D3A"/>
         </w:rPr>
-        <w:t xml:space="preserve">PWA</w:t>
+        <w:t xml:space="preserve">Pulvino</w:t>
       </w:r>
       <w:r>
         <w:t xml:space="preserve"> — </w:t>
@@ -29244,7 +30289,7 @@
           <w:sz w:val="20"/>
           <w:szCs w:val="20"/>
         </w:rPr>
-        <w:t xml:space="preserve">Progressive Web App: app web che si installa sulla schermata Home e funziona anche offline.</w:t>
+        <w:t xml:space="preserve">Sporgenza legnosa del ramo su cui si inserisce l’ago; rende ruvido il ramo di Picea.</w:t>
       </w:r>
     </w:p>
     <w:p>
@@ -29258,7 +30303,7 @@
           <w:bCs/>
           <w:color w:val="2F5D3A"/>
         </w:rPr>
-        <w:t xml:space="preserve">Quota del terreno</w:t>
+        <w:t xml:space="preserve">PWA</w:t>
       </w:r>
       <w:r>
         <w:t xml:space="preserve"> — </w:t>
@@ -29268,7 +30313,7 @@
           <w:sz w:val="20"/>
           <w:szCs w:val="20"/>
         </w:rPr>
-        <w:t xml:space="preserve">Altitudine del punto secondo il modello digitale del terreno Copernicus DEM (90 m), più affidabile della quota del GPS.</w:t>
+        <w:t xml:space="preserve">Progressive Web App: app web che si installa sulla schermata Home e funziona anche offline.</w:t>
       </w:r>
     </w:p>
     <w:p>
@@ -29282,7 +30327,7 @@
           <w:bCs/>
           <w:color w:val="2F5D3A"/>
         </w:rPr>
-        <w:t xml:space="preserve">QGIS</w:t>
+        <w:t xml:space="preserve">Quota del terreno</w:t>
       </w:r>
       <w:r>
         <w:t xml:space="preserve"> — </w:t>
@@ -29292,7 +30337,7 @@
           <w:sz w:val="20"/>
           <w:szCs w:val="20"/>
         </w:rPr>
-        <w:t xml:space="preserve">Programma gratuito per lavorare con dati geografici; apre i file GeoJSON e KML dell’app.</w:t>
+        <w:t xml:space="preserve">Altitudine del punto secondo il modello digitale del terreno Copernicus DEM (90 m), più affidabile della quota del GPS.</w:t>
       </w:r>
     </w:p>
     <w:p>
@@ -29306,7 +30351,7 @@
           <w:bCs/>
           <w:color w:val="2F5D3A"/>
         </w:rPr>
-        <w:t xml:space="preserve">QR, codice</w:t>
+        <w:t xml:space="preserve">QGIS</w:t>
       </w:r>
       <w:r>
         <w:t xml:space="preserve"> — </w:t>
@@ -29316,7 +30361,7 @@
           <w:sz w:val="20"/>
           <w:szCs w:val="20"/>
         </w:rPr>
-        <w:t xml:space="preserve">Codice quadrato che identifica per sempre una scheda; inquadrato con «Scansiona QR» la apre.</w:t>
+        <w:t xml:space="preserve">Programma gratuito per lavorare con dati geografici; apre i file GeoJSON e KML dell’app.</w:t>
       </w:r>
     </w:p>
     <w:p>
@@ -29330,7 +30375,7 @@
           <w:bCs/>
           <w:color w:val="2F5D3A"/>
         </w:rPr>
-        <w:t xml:space="preserve">Stima ambientale</w:t>
+        <w:t xml:space="preserve">QR, codice</w:t>
       </w:r>
       <w:r>
         <w:t xml:space="preserve"> — </w:t>
@@ -29340,7 +30385,7 @@
           <w:sz w:val="20"/>
           <w:szCs w:val="20"/>
         </w:rPr>
-        <w:t xml:space="preserve">Calcolo indicativo di volume della chioma, ombra proiettata e CO₂ stoccata.</w:t>
+        <w:t xml:space="preserve">Codice quadrato che identifica per sempre una scheda; inquadrato con «Scansiona QR» la apre.</w:t>
       </w:r>
     </w:p>
     <w:p>
@@ -29354,7 +30399,7 @@
           <w:bCs/>
           <w:color w:val="2F5D3A"/>
         </w:rPr>
-        <w:t xml:space="preserve">Strobilo</w:t>
+        <w:t xml:space="preserve">Stima ambientale</w:t>
       </w:r>
       <w:r>
         <w:t xml:space="preserve"> — </w:t>
@@ -29364,7 +30409,7 @@
           <w:sz w:val="20"/>
           <w:szCs w:val="20"/>
         </w:rPr>
-        <w:t xml:space="preserve">La pigna delle conifere.</w:t>
+        <w:t xml:space="preserve">Calcolo indicativo di volume della chioma, ombra proiettata e CO₂ stoccata.</w:t>
       </w:r>
     </w:p>
     <w:p>
@@ -29378,7 +30423,7 @@
           <w:bCs/>
           <w:color w:val="2F5D3A"/>
         </w:rPr>
-        <w:t xml:space="preserve">Super ricerca</w:t>
+        <w:t xml:space="preserve">Strobilo</w:t>
       </w:r>
       <w:r>
         <w:t xml:space="preserve"> — </w:t>
@@ -29388,7 +30433,7 @@
           <w:sz w:val="20"/>
           <w:szCs w:val="20"/>
         </w:rPr>
-        <w:t xml:space="preserve">Ricerca del nome che interroga insieme guida, Wikipedia, GBIF, PlantNet con tutte le foto e ogni AI con chiave, e aggiunge presenza vicino, foto di confronto e fonti italiane.</w:t>
+        <w:t xml:space="preserve">La pigna delle conifere.</w:t>
       </w:r>
     </w:p>
     <w:p>
@@ -29402,7 +30447,7 @@
           <w:bCs/>
           <w:color w:val="2F5D3A"/>
         </w:rPr>
-        <w:t xml:space="preserve">Tile</w:t>
+        <w:t xml:space="preserve">Super ricerca</w:t>
       </w:r>
       <w:r>
         <w:t xml:space="preserve"> — </w:t>
@@ -29412,7 +30457,7 @@
           <w:sz w:val="20"/>
           <w:szCs w:val="20"/>
         </w:rPr>
-        <w:t xml:space="preserve">Ognuna delle «piastrelle» quadrate che compongono lo sfondo della mappa; si salvano per l’uso offline.</w:t>
+        <w:t xml:space="preserve">Ricerca del nome che interroga insieme guida, Wikipedia, GBIF, PlantNet con tutte le foto e ogni AI con chiave, e aggiunge presenza vicino, foto di confronto e fonti italiane.</w:t>
       </w:r>
     </w:p>
     <w:p>
@@ -29426,7 +30471,7 @@
           <w:bCs/>
           <w:color w:val="2F5D3A"/>
         </w:rPr>
-        <w:t xml:space="preserve">Traccia</w:t>
+        <w:t xml:space="preserve">Tile</w:t>
       </w:r>
       <w:r>
         <w:t xml:space="preserve"> — </w:t>
@@ -29436,7 +30481,79 @@
           <w:sz w:val="20"/>
           <w:szCs w:val="20"/>
         </w:rPr>
+        <w:t xml:space="preserve">Ognuna delle «piastrelle» quadrate che compongono lo sfondo della mappa; si salvano per l’uso offline.</w:t>
+      </w:r>
+    </w:p>
+    <w:p>
+      <w:pPr>
+        <w:keepLines/>
+        <w:spacing w:after="110" w:line="264"/>
+      </w:pPr>
+      <w:r>
+        <w:rPr>
+          <w:b/>
+          <w:bCs/>
+          <w:color w:val="2F5D3A"/>
+        </w:rPr>
+        <w:t xml:space="preserve">Traccia</w:t>
+      </w:r>
+      <w:r>
+        <w:t xml:space="preserve"> — </w:t>
+      </w:r>
+      <w:r>
+        <w:rPr>
+          <w:sz w:val="20"/>
+          <w:szCs w:val="20"/>
+        </w:rPr>
         <w:t xml:space="preserve">Il percorso registrato con il GPS durante il rilievo.</w:t>
+      </w:r>
+    </w:p>
+    <w:p>
+      <w:pPr>
+        <w:keepLines/>
+        <w:spacing w:after="110" w:line="264"/>
+      </w:pPr>
+      <w:r>
+        <w:rPr>
+          <w:b/>
+          <w:bCs/>
+          <w:color w:val="2F5D3A"/>
+        </w:rPr>
+        <w:t xml:space="preserve">UTM</w:t>
+      </w:r>
+      <w:r>
+        <w:t xml:space="preserve"> — </w:t>
+      </w:r>
+      <w:r>
+        <w:rPr>
+          <w:sz w:val="20"/>
+          <w:szCs w:val="20"/>
+        </w:rPr>
+        <w:t xml:space="preserve">Sistema di coordinate in metri (Est e Nord) con il mondo diviso in zone larghe 6°. L’Italia sta nelle zone 32 e 33. Si legge sulle carte con il reticolato chilometrico.</w:t>
+      </w:r>
+    </w:p>
+    <w:p>
+      <w:pPr>
+        <w:keepLines/>
+        <w:spacing w:after="110" w:line="264"/>
+      </w:pPr>
+      <w:r>
+        <w:rPr>
+          <w:b/>
+          <w:bCs/>
+          <w:color w:val="2F5D3A"/>
+        </w:rPr>
+        <w:t xml:space="preserve">WGS84</w:t>
+      </w:r>
+      <w:r>
+        <w:t xml:space="preserve"> — </w:t>
+      </w:r>
+      <w:r>
+        <w:rPr>
+          <w:sz w:val="20"/>
+          <w:szCs w:val="20"/>
+        </w:rPr>
+        <w:t xml:space="preserve">Il sistema di riferimento del GPS e delle mappe web. Le coordinate dell’app sono sempre in WGS84, anche quando le stampi in UTM.</w:t>
       </w:r>
     </w:p>
     <w:p>
@@ -29616,7 +30733,7 @@
           <w:sz w:val="19"/>
           <w:szCs w:val="19"/>
         </w:rPr>
-        <w:t xml:space="preserve">, 9, 45, 47, 48, 50</w:t>
+        <w:t xml:space="preserve">, 9, 46, 48, 49, 51</w:t>
       </w:r>
     </w:p>
     <w:p>
@@ -29658,7 +30775,7 @@
           <w:sz w:val="19"/>
           <w:szCs w:val="19"/>
         </w:rPr>
-        <w:t xml:space="preserve">, 5, 9, 46, 51</w:t>
+        <w:t xml:space="preserve">, 5, 9, 47, 52</w:t>
       </w:r>
     </w:p>
     <w:p>
@@ -29742,7 +30859,7 @@
           <w:sz w:val="19"/>
           <w:szCs w:val="19"/>
         </w:rPr>
-        <w:t xml:space="preserve">, 7, 35, 45, 47, 51</w:t>
+        <w:t xml:space="preserve">, 7, 35, 46, 48, 52</w:t>
       </w:r>
     </w:p>
     <w:p>
@@ -29763,7 +30880,7 @@
           <w:sz w:val="19"/>
           <w:szCs w:val="19"/>
         </w:rPr>
-        <w:t xml:space="preserve">, 8, 9, 21, 51</w:t>
+        <w:t xml:space="preserve">, 8, 9, 21, 52</w:t>
       </w:r>
     </w:p>
     <w:p>
@@ -29801,7 +30918,7 @@
           <w:sz w:val="19"/>
           <w:szCs w:val="19"/>
         </w:rPr>
-        <w:t xml:space="preserve">, 42</w:t>
+        <w:t xml:space="preserve">, 43</w:t>
       </w:r>
     </w:p>
     <w:p>
@@ -29822,7 +30939,7 @@
           <w:sz w:val="19"/>
           <w:szCs w:val="19"/>
         </w:rPr>
-        <w:t xml:space="preserve">, 21, 35, 42, 43, 45, 48, 50</w:t>
+        <w:t xml:space="preserve">, 21, 35, 43, 44, 46, 49, 51</w:t>
       </w:r>
     </w:p>
     <w:p>
@@ -29902,7 +31019,7 @@
           <w:sz w:val="19"/>
           <w:szCs w:val="19"/>
         </w:rPr>
-        <w:t xml:space="preserve">, 8, 42, 45</w:t>
+        <w:t xml:space="preserve">, 8, 43, 46</w:t>
       </w:r>
     </w:p>
     <w:p>
@@ -29923,7 +31040,7 @@
           <w:sz w:val="19"/>
           <w:szCs w:val="19"/>
         </w:rPr>
-        <w:t xml:space="preserve">, 7, 15, 28, 34, 35, 45, 47</w:t>
+        <w:t xml:space="preserve">, 7, 15, 28, 34, 35, 46, 48</w:t>
       </w:r>
     </w:p>
     <w:p>
@@ -29965,7 +31082,7 @@
           <w:sz w:val="19"/>
           <w:szCs w:val="19"/>
         </w:rPr>
-        <w:t xml:space="preserve">, 28, 48</w:t>
+        <w:t xml:space="preserve">, 28, 49</w:t>
       </w:r>
     </w:p>
     <w:p>
@@ -30007,7 +31124,7 @@
           <w:sz w:val="19"/>
           <w:szCs w:val="19"/>
         </w:rPr>
-        <w:t xml:space="preserve">, 16, 37, 38, 42, 48, 50</w:t>
+        <w:t xml:space="preserve">, 16, 37, 38, 43, 49, 51</w:t>
       </w:r>
     </w:p>
     <w:p>
@@ -30028,7 +31145,7 @@
           <w:sz w:val="19"/>
           <w:szCs w:val="19"/>
         </w:rPr>
-        <w:t xml:space="preserve">, 7, 9, 26, 32, 34, 47, 51</w:t>
+        <w:t xml:space="preserve">, 7, 9, 26, 32, 34, 48, 52</w:t>
       </w:r>
     </w:p>
     <w:p>
@@ -30049,7 +31166,7 @@
           <w:sz w:val="19"/>
           <w:szCs w:val="19"/>
         </w:rPr>
-        <w:t xml:space="preserve">, 7, 28, 45, 51</w:t>
+        <w:t xml:space="preserve">, 7, 28, 46, 52</w:t>
       </w:r>
     </w:p>
     <w:p>
@@ -30133,7 +31250,7 @@
           <w:sz w:val="19"/>
           <w:szCs w:val="19"/>
         </w:rPr>
-        <w:t xml:space="preserve">, 7, 9, 13, 14, 24, 41, 51</w:t>
+        <w:t xml:space="preserve">, 7, 9, 13, 14, 24, 41, 42, 52</w:t>
       </w:r>
     </w:p>
     <w:p>
@@ -30154,7 +31271,7 @@
           <w:sz w:val="19"/>
           <w:szCs w:val="19"/>
         </w:rPr>
-        <w:t xml:space="preserve">, 42, 45</w:t>
+        <w:t xml:space="preserve">, 43, 46</w:t>
       </w:r>
     </w:p>
     <w:p>
@@ -30175,7 +31292,7 @@
           <w:sz w:val="19"/>
           <w:szCs w:val="19"/>
         </w:rPr>
-        <w:t xml:space="preserve">, 5, 14, 26, 28, 35, 38, 42, 45, 47, 48, 50, 51</w:t>
+        <w:t xml:space="preserve">, 5, 14, 26, 28, 35, 38, 43, 46, 48, 49, 51, 52</w:t>
       </w:r>
     </w:p>
     <w:p>
@@ -30196,7 +31313,7 @@
           <w:sz w:val="19"/>
           <w:szCs w:val="19"/>
         </w:rPr>
-        <w:t xml:space="preserve">, 35, 43</w:t>
+        <w:t xml:space="preserve">, 35, 44</w:t>
       </w:r>
     </w:p>
     <w:p>
@@ -30209,6 +31326,27 @@
           <w:sz w:val="19"/>
           <w:szCs w:val="19"/>
         </w:rPr>
+        <w:t xml:space="preserve">Coordinate GPS, formato</w:t>
+      </w:r>
+      <w:r>
+        <w:rPr>
+          <w:color w:val="5A6B5E"/>
+          <w:sz w:val="19"/>
+          <w:szCs w:val="19"/>
+        </w:rPr>
+        <w:t xml:space="preserve">, 41</w:t>
+      </w:r>
+    </w:p>
+    <w:p>
+      <w:pPr>
+        <w:spacing w:after="30"/>
+        <w:ind w:left="200" w:hanging="200"/>
+      </w:pPr>
+      <w:r>
+        <w:rPr>
+          <w:sz w:val="19"/>
+          <w:szCs w:val="19"/>
+        </w:rPr>
         <w:t xml:space="preserve">CSV</w:t>
       </w:r>
       <w:r>
@@ -30217,7 +31355,7 @@
           <w:sz w:val="19"/>
           <w:szCs w:val="19"/>
         </w:rPr>
-        <w:t xml:space="preserve">, 42, 43, 45</w:t>
+        <w:t xml:space="preserve">, 43, 44, 46</w:t>
       </w:r>
     </w:p>
     <w:p>
@@ -30255,7 +31393,7 @@
           <w:sz w:val="19"/>
           <w:szCs w:val="19"/>
         </w:rPr>
-        <w:t xml:space="preserve">, 51</w:t>
+        <w:t xml:space="preserve">, 52</w:t>
       </w:r>
     </w:p>
     <w:p>
@@ -30293,7 +31431,7 @@
           <w:sz w:val="19"/>
           <w:szCs w:val="19"/>
         </w:rPr>
-        <w:t xml:space="preserve">, 7, 18, 21, 35, 39, 42, 43, 45, 47, 51</w:t>
+        <w:t xml:space="preserve">, 7, 18, 21, 35, 39, 43, 44, 46, 48, 52</w:t>
       </w:r>
     </w:p>
     <w:p>
@@ -30394,7 +31532,7 @@
           <w:sz w:val="19"/>
           <w:szCs w:val="19"/>
         </w:rPr>
-        <w:t xml:space="preserve">, 5, 7, 14–16, 22, 23, 28–31, 37–39, 41–43, 47, 48, 50</w:t>
+        <w:t xml:space="preserve">, 5, 7, 14–16, 22, 23, 28–31, 37–39, 41–44, 48, 49, 51</w:t>
       </w:r>
     </w:p>
     <w:p>
@@ -30453,7 +31591,7 @@
           <w:sz w:val="19"/>
           <w:szCs w:val="19"/>
         </w:rPr>
-        <w:t xml:space="preserve">, 21, 28–31, 43, 47, 48</w:t>
+        <w:t xml:space="preserve">, 21, 28–31, 44, 48, 49</w:t>
       </w:r>
     </w:p>
     <w:p>
@@ -30474,7 +31612,7 @@
           <w:sz w:val="19"/>
           <w:szCs w:val="19"/>
         </w:rPr>
-        <w:t xml:space="preserve">, 42, 43, 45, 51</w:t>
+        <w:t xml:space="preserve">, 43, 44, 46, 52</w:t>
       </w:r>
     </w:p>
     <w:p>
@@ -30495,7 +31633,7 @@
           <w:sz w:val="19"/>
           <w:szCs w:val="19"/>
         </w:rPr>
-        <w:t xml:space="preserve">, 5, 32, 34, 49</w:t>
+        <w:t xml:space="preserve">, 5, 32, 34, 50</w:t>
       </w:r>
     </w:p>
     <w:p>
@@ -30516,7 +31654,7 @@
           <w:sz w:val="19"/>
           <w:szCs w:val="19"/>
         </w:rPr>
-        <w:t xml:space="preserve">, 29, 30, 48</w:t>
+        <w:t xml:space="preserve">, 29, 30, 49</w:t>
       </w:r>
     </w:p>
     <w:p>
@@ -30537,7 +31675,7 @@
           <w:sz w:val="19"/>
           <w:szCs w:val="19"/>
         </w:rPr>
-        <w:t xml:space="preserve">, 7, 8, 13–16, 19–21, 27, 30, 37, 39, 43, 47, 48, 50, 51</w:t>
+        <w:t xml:space="preserve">, 7, 8, 13–16, 19–21, 27, 30, 37, 39, 41, 42, 44, 48, 49, 51, 52</w:t>
       </w:r>
     </w:p>
     <w:p>
@@ -30558,7 +31696,28 @@
           <w:sz w:val="19"/>
           <w:szCs w:val="19"/>
         </w:rPr>
-        <w:t xml:space="preserve">, 21, 39, 42, 43, 45, 46</w:t>
+        <w:t xml:space="preserve">, 21, 39, 43, 44, 46, 47</w:t>
+      </w:r>
+    </w:p>
+    <w:p>
+      <w:pPr>
+        <w:spacing w:after="30"/>
+        <w:ind w:left="200" w:hanging="200"/>
+      </w:pPr>
+      <w:r>
+        <w:rPr>
+          <w:sz w:val="19"/>
+          <w:szCs w:val="19"/>
+        </w:rPr>
+        <w:t xml:space="preserve">Gradi sessagesimali</w:t>
+      </w:r>
+      <w:r>
+        <w:rPr>
+          <w:color w:val="5A6B5E"/>
+          <w:sz w:val="19"/>
+          <w:szCs w:val="19"/>
+        </w:rPr>
+        <w:t xml:space="preserve">, 41</w:t>
       </w:r>
     </w:p>
     <w:p>
@@ -30617,7 +31776,7 @@
           <w:sz w:val="19"/>
           <w:szCs w:val="19"/>
         </w:rPr>
-        <w:t xml:space="preserve">, 43, 45</w:t>
+        <w:t xml:space="preserve">, 44, 46</w:t>
       </w:r>
     </w:p>
     <w:p>
@@ -30638,7 +31797,7 @@
           <w:sz w:val="19"/>
           <w:szCs w:val="19"/>
         </w:rPr>
-        <w:t xml:space="preserve">, 8, 50</w:t>
+        <w:t xml:space="preserve">, 8, 51</w:t>
       </w:r>
     </w:p>
     <w:p>
@@ -30659,7 +31818,7 @@
           <w:sz w:val="19"/>
           <w:szCs w:val="19"/>
         </w:rPr>
-        <w:t xml:space="preserve">, 7, 8, 42</w:t>
+        <w:t xml:space="preserve">, 7, 8, 43</w:t>
       </w:r>
     </w:p>
     <w:p>
@@ -30680,7 +31839,7 @@
           <w:sz w:val="19"/>
           <w:szCs w:val="19"/>
         </w:rPr>
-        <w:t xml:space="preserve">, 29, 47, 48</w:t>
+        <w:t xml:space="preserve">, 29, 48, 49</w:t>
       </w:r>
     </w:p>
     <w:p>
@@ -30718,7 +31877,7 @@
           <w:sz w:val="19"/>
           <w:szCs w:val="19"/>
         </w:rPr>
-        <w:t xml:space="preserve">, 42, 43, 45</w:t>
+        <w:t xml:space="preserve">, 43, 44, 46</w:t>
       </w:r>
     </w:p>
     <w:p>
@@ -30798,7 +31957,7 @@
           <w:sz w:val="19"/>
           <w:szCs w:val="19"/>
         </w:rPr>
-        <w:t xml:space="preserve">, 13, 21, 48</w:t>
+        <w:t xml:space="preserve">, 13, 21, 49</w:t>
       </w:r>
     </w:p>
     <w:p>
@@ -30836,7 +31995,7 @@
           <w:sz w:val="19"/>
           <w:szCs w:val="19"/>
         </w:rPr>
-        <w:t xml:space="preserve">, 8, 10, 21, 37, 39, 43, 47</w:t>
+        <w:t xml:space="preserve">, 8, 10, 21, 37, 39, 44, 48</w:t>
       </w:r>
     </w:p>
     <w:p>
@@ -30857,7 +32016,7 @@
           <w:sz w:val="19"/>
           <w:szCs w:val="19"/>
         </w:rPr>
-        <w:t xml:space="preserve">, 8, 39, 50</w:t>
+        <w:t xml:space="preserve">, 8, 39, 51</w:t>
       </w:r>
     </w:p>
     <w:p>
@@ -30899,7 +32058,7 @@
           <w:sz w:val="19"/>
           <w:szCs w:val="19"/>
         </w:rPr>
-        <w:t xml:space="preserve">, 10, 47, 48, 51</w:t>
+        <w:t xml:space="preserve">, 10, 48, 49, 52</w:t>
       </w:r>
     </w:p>
     <w:p>
@@ -30979,7 +32138,7 @@
           <w:sz w:val="19"/>
           <w:szCs w:val="19"/>
         </w:rPr>
-        <w:t xml:space="preserve">, 13, 14, 37, 43</w:t>
+        <w:t xml:space="preserve">, 13, 14, 37, 44</w:t>
       </w:r>
     </w:p>
     <w:p>
@@ -31000,7 +32159,7 @@
           <w:sz w:val="19"/>
           <w:szCs w:val="19"/>
         </w:rPr>
-        <w:t xml:space="preserve">, 21, 48</w:t>
+        <w:t xml:space="preserve">, 21, 49</w:t>
       </w:r>
     </w:p>
     <w:p>
@@ -31021,7 +32180,7 @@
           <w:sz w:val="19"/>
           <w:szCs w:val="19"/>
         </w:rPr>
-        <w:t xml:space="preserve">, 7, 8, 13, 14, 16, 22, 38, 42, 43, 47, 48</w:t>
+        <w:t xml:space="preserve">, 7, 8, 13, 14, 16, 22, 38, 43, 44, 48, 49</w:t>
       </w:r>
     </w:p>
     <w:p>
@@ -31042,7 +32201,7 @@
           <w:sz w:val="19"/>
           <w:szCs w:val="19"/>
         </w:rPr>
-        <w:t xml:space="preserve">, 10, 13, 15, 50, 51</w:t>
+        <w:t xml:space="preserve">, 10, 13, 15, 51, 52</w:t>
       </w:r>
     </w:p>
     <w:p>
@@ -31063,7 +32222,7 @@
           <w:sz w:val="19"/>
           <w:szCs w:val="19"/>
         </w:rPr>
-        <w:t xml:space="preserve">, 9, 14, 16, 37, 41, 48, 50, 51</w:t>
+        <w:t xml:space="preserve">, 9, 14, 16, 37, 42, 49, 51, 52</w:t>
       </w:r>
     </w:p>
     <w:p>
@@ -31101,7 +32260,7 @@
           <w:sz w:val="19"/>
           <w:szCs w:val="19"/>
         </w:rPr>
-        <w:t xml:space="preserve">, 8, 43</w:t>
+        <w:t xml:space="preserve">, 8, 44</w:t>
       </w:r>
     </w:p>
     <w:p>
@@ -31122,7 +32281,7 @@
           <w:sz w:val="19"/>
           <w:szCs w:val="19"/>
         </w:rPr>
-        <w:t xml:space="preserve">, 20, 47, 48</w:t>
+        <w:t xml:space="preserve">, 20, 48, 49</w:t>
       </w:r>
     </w:p>
     <w:p>
@@ -31143,7 +32302,7 @@
           <w:sz w:val="19"/>
           <w:szCs w:val="19"/>
         </w:rPr>
-        <w:t xml:space="preserve">, 5, 7, 35, 43, 45, 51</w:t>
+        <w:t xml:space="preserve">, 5, 7, 35, 44, 46, 52</w:t>
       </w:r>
     </w:p>
     <w:p>
@@ -31223,7 +32382,7 @@
           <w:sz w:val="19"/>
           <w:szCs w:val="19"/>
         </w:rPr>
-        <w:t xml:space="preserve">, 8, 42, 50</w:t>
+        <w:t xml:space="preserve">, 8, 43, 51</w:t>
       </w:r>
     </w:p>
     <w:p>
@@ -31307,7 +32466,7 @@
           <w:sz w:val="19"/>
           <w:szCs w:val="19"/>
         </w:rPr>
-        <w:t xml:space="preserve">, 7, 22, 28–31, 45, 47, 48, 50, 51</w:t>
+        <w:t xml:space="preserve">, 7, 22, 28–31, 46, 48, 49, 51, 52</w:t>
       </w:r>
     </w:p>
     <w:p>
@@ -31349,7 +32508,7 @@
           <w:sz w:val="19"/>
           <w:szCs w:val="19"/>
         </w:rPr>
-        <w:t xml:space="preserve">, 47, 48</w:t>
+        <w:t xml:space="preserve">, 48, 49</w:t>
       </w:r>
     </w:p>
     <w:p>
@@ -31429,7 +32588,7 @@
           <w:sz w:val="19"/>
           <w:szCs w:val="19"/>
         </w:rPr>
-        <w:t xml:space="preserve">, 20, 48, 51</w:t>
+        <w:t xml:space="preserve">, 20, 49, 52</w:t>
       </w:r>
     </w:p>
     <w:p>
@@ -31467,7 +32626,7 @@
           <w:sz w:val="19"/>
           <w:szCs w:val="19"/>
         </w:rPr>
-        <w:t xml:space="preserve">, 13, 16, 21, 24, 41</w:t>
+        <w:t xml:space="preserve">, 13, 16, 21, 24, 41, 42</w:t>
       </w:r>
     </w:p>
     <w:p>
@@ -31488,7 +32647,7 @@
           <w:sz w:val="19"/>
           <w:szCs w:val="19"/>
         </w:rPr>
-        <w:t xml:space="preserve">, 14, 16, 38, 45</w:t>
+        <w:t xml:space="preserve">, 14, 16, 38, 46</w:t>
       </w:r>
     </w:p>
     <w:p>
@@ -31530,7 +32689,7 @@
           <w:sz w:val="19"/>
           <w:szCs w:val="19"/>
         </w:rPr>
-        <w:t xml:space="preserve">, 42, 43, 45</w:t>
+        <w:t xml:space="preserve">, 43, 44, 46</w:t>
       </w:r>
     </w:p>
     <w:p>
@@ -31589,7 +32748,7 @@
           <w:sz w:val="19"/>
           <w:szCs w:val="19"/>
         </w:rPr>
-        <w:t xml:space="preserve">, 8, 10, 41, 51</w:t>
+        <w:t xml:space="preserve">, 8, 10, 42, 52</w:t>
       </w:r>
     </w:p>
     <w:p>
@@ -31610,7 +32769,7 @@
           <w:sz w:val="19"/>
           <w:szCs w:val="19"/>
         </w:rPr>
-        <w:t xml:space="preserve">, 19, 50</w:t>
+        <w:t xml:space="preserve">, 19, 51</w:t>
       </w:r>
     </w:p>
     <w:p>
@@ -31631,7 +32790,7 @@
           <w:sz w:val="19"/>
           <w:szCs w:val="19"/>
         </w:rPr>
-        <w:t xml:space="preserve">, 5, 7, 8, 15, 16, 26, 27, 30, 33, 35, 45, 47, 48, 50</w:t>
+        <w:t xml:space="preserve">, 5, 7, 8, 15, 16, 26, 27, 30, 33, 35, 46, 48, 49, 51</w:t>
       </w:r>
     </w:p>
     <w:p>
@@ -31652,7 +32811,7 @@
           <w:sz w:val="19"/>
           <w:szCs w:val="19"/>
         </w:rPr>
-        <w:t xml:space="preserve">, 42, 43, 50</w:t>
+        <w:t xml:space="preserve">, 43, 44, 51</w:t>
       </w:r>
     </w:p>
     <w:p>
@@ -31673,7 +32832,7 @@
           <w:sz w:val="19"/>
           <w:szCs w:val="19"/>
         </w:rPr>
-        <w:t xml:space="preserve">, 8, 22, 38, 39, 45, 48, 50</w:t>
+        <w:t xml:space="preserve">, 8, 22, 38, 39, 46, 49, 51</w:t>
       </w:r>
     </w:p>
     <w:p>
@@ -31694,7 +32853,7 @@
           <w:sz w:val="19"/>
           <w:szCs w:val="19"/>
         </w:rPr>
-        <w:t xml:space="preserve">, 5, 9, 37, 39, 41, 43, 47, 51</w:t>
+        <w:t xml:space="preserve">, 5, 9, 37, 39, 41, 42, 44, 48, 52</w:t>
       </w:r>
     </w:p>
     <w:p>
@@ -31736,7 +32895,7 @@
           <w:sz w:val="19"/>
           <w:szCs w:val="19"/>
         </w:rPr>
-        <w:t xml:space="preserve">, 13, 15, 24, 41</w:t>
+        <w:t xml:space="preserve">, 13, 15, 24, 41, 42</w:t>
       </w:r>
     </w:p>
     <w:p>
@@ -31778,7 +32937,7 @@
           <w:sz w:val="19"/>
           <w:szCs w:val="19"/>
         </w:rPr>
-        <w:t xml:space="preserve">, 8–10, 12, 21, 32, 37, 41, 51</w:t>
+        <w:t xml:space="preserve">, 8–10, 12, 21, 32, 37, 41, 52</w:t>
       </w:r>
     </w:p>
     <w:p>
@@ -31799,7 +32958,7 @@
           <w:sz w:val="19"/>
           <w:szCs w:val="19"/>
         </w:rPr>
-        <w:t xml:space="preserve">, 15, 28–31, 48</w:t>
+        <w:t xml:space="preserve">, 15, 28–31, 49</w:t>
       </w:r>
     </w:p>
     <w:p>
@@ -31858,7 +33017,7 @@
           <w:sz w:val="19"/>
           <w:szCs w:val="19"/>
         </w:rPr>
-        <w:t xml:space="preserve">, 8, 9, 19, 21, 39, 42, 43, 46, 48, 51</w:t>
+        <w:t xml:space="preserve">, 8, 9, 19, 21, 39, 43, 44, 47, 49, 52</w:t>
       </w:r>
     </w:p>
     <w:p>
@@ -31917,7 +33076,28 @@
           <w:sz w:val="19"/>
           <w:szCs w:val="19"/>
         </w:rPr>
-        <w:t xml:space="preserve">, 16, 42, 43, 50</w:t>
+        <w:t xml:space="preserve">, 16, 43, 44, 51</w:t>
+      </w:r>
+    </w:p>
+    <w:p>
+      <w:pPr>
+        <w:spacing w:after="30"/>
+        <w:ind w:left="200" w:hanging="200"/>
+      </w:pPr>
+      <w:r>
+        <w:rPr>
+          <w:sz w:val="19"/>
+          <w:szCs w:val="19"/>
+        </w:rPr>
+        <w:t xml:space="preserve">UTM</w:t>
+      </w:r>
+      <w:r>
+        <w:rPr>
+          <w:color w:val="5A6B5E"/>
+          <w:sz w:val="19"/>
+          <w:szCs w:val="19"/>
+        </w:rPr>
+        <w:t xml:space="preserve">, 42</w:t>
       </w:r>
     </w:p>
     <w:p>
@@ -31955,7 +33135,7 @@
           <w:sz w:val="19"/>
           <w:szCs w:val="19"/>
         </w:rPr>
-        <w:t xml:space="preserve">, 5, 9, 34, 43, 45–47, 50, 51</w:t>
+        <w:t xml:space="preserve">, 5, 9, 34, 44, 46–48, 51, 52</w:t>
       </w:r>
     </w:p>
     <w:p>
@@ -31985,6 +33165,27 @@
           <w:sz w:val="19"/>
           <w:szCs w:val="19"/>
         </w:rPr>
+        <w:t xml:space="preserve">WGS84</w:t>
+      </w:r>
+      <w:r>
+        <w:rPr>
+          <w:color w:val="5A6B5E"/>
+          <w:sz w:val="19"/>
+          <w:szCs w:val="19"/>
+        </w:rPr>
+        <w:t xml:space="preserve">, 42</w:t>
+      </w:r>
+    </w:p>
+    <w:p>
+      <w:pPr>
+        <w:spacing w:after="30"/>
+        <w:ind w:left="200" w:hanging="200"/>
+      </w:pPr>
+      <w:r>
+        <w:rPr>
+          <w:sz w:val="19"/>
+          <w:szCs w:val="19"/>
+        </w:rPr>
         <w:t xml:space="preserve">Wikipedia</w:t>
       </w:r>
       <w:r>
@@ -31993,7 +33194,7 @@
           <w:sz w:val="19"/>
           <w:szCs w:val="19"/>
         </w:rPr>
-        <w:t xml:space="preserve">, 28, 30, 47, 48</w:t>
+        <w:t xml:space="preserve">, 28, 30, 48, 49</w:t>
       </w:r>
     </w:p>
     <w:p>
@@ -32105,7 +33306,7 @@
         <w:sz w:val="16"/>
         <w:szCs w:val="16"/>
       </w:rPr>
-      <w:t xml:space="preserve">Scheda Botanica PRO 3.47.0 · Manuale utente</w:t>
+      <w:t xml:space="preserve">Scheda Botanica PRO 3.48.0 · Manuale utente</w:t>
     </w:r>
     <w:r>
       <w:tab/>
@@ -32144,7 +33345,7 @@
         <w:sz w:val="16"/>
         <w:szCs w:val="16"/>
       </w:rPr>
-      <w:t xml:space="preserve">Scheda Botanica PRO 3.47.0 · Manuale utente</w:t>
+      <w:t xml:space="preserve">Scheda Botanica PRO 3.48.0 · Manuale utente</w:t>
     </w:r>
     <w:r>
       <w:tab/>
@@ -32183,7 +33384,7 @@
         <w:sz w:val="16"/>
         <w:szCs w:val="16"/>
       </w:rPr>
-      <w:t xml:space="preserve">Scheda Botanica PRO 3.47.0 · Manuale utente</w:t>
+      <w:t xml:space="preserve">Scheda Botanica PRO 3.48.0 · Manuale utente</w:t>
     </w:r>
     <w:r>
       <w:tab/>
@@ -32222,7 +33423,7 @@
         <w:sz w:val="16"/>
         <w:szCs w:val="16"/>
       </w:rPr>
-      <w:t xml:space="preserve">Scheda Botanica PRO 3.47.0 · Manuale utente</w:t>
+      <w:t xml:space="preserve">Scheda Botanica PRO 3.48.0 · Manuale utente</w:t>
     </w:r>
     <w:r>
       <w:tab/>
@@ -32261,7 +33462,7 @@
         <w:sz w:val="16"/>
         <w:szCs w:val="16"/>
       </w:rPr>
-      <w:t xml:space="preserve">Scheda Botanica PRO 3.47.0 · Manuale utente</w:t>
+      <w:t xml:space="preserve">Scheda Botanica PRO 3.48.0 · Manuale utente</w:t>
     </w:r>
     <w:r>
       <w:tab/>

--- a/manuali/manuale-utente.docx
+++ b/manuali/manuale-utente.docx
@@ -136,7 +136,7 @@
           <w:sz w:val="24"/>
           <w:szCs w:val="24"/>
         </w:rPr>
-        <w:t xml:space="preserve">Versione 3.48.0 · ottobre 2026</w:t>
+        <w:t xml:space="preserve">Versione 3.49.0 · ottobre 2026</w:t>
       </w:r>
     </w:p>
     <w:p>
@@ -3277,7 +3277,7 @@
           <w:b/>
           <w:bCs/>
         </w:rPr>
-        <w:t xml:space="preserve">3.48.0</w:t>
+        <w:t xml:space="preserve">3.49.0</w:t>
       </w:r>
       <w:r>
         <w:t xml:space="preserve"> di Scheda Botanica PRO. È diviso in cinque parti, che seguono il lavoro reale: prima si installa l’app, poi si rileva sul campo, si riconoscono le piante, si organizzano e condividono i dati e infine si regolano le impostazioni.</w:t>
@@ -20972,6 +20972,24 @@
               <w:spacing w:after="120" w:line="288"/>
             </w:pPr>
             <w:r>
+              <w:t xml:space="preserve">Nella mappa stampata il </w:t>
+            </w:r>
+            <w:r>
+              <w:rPr>
+                <w:b/>
+                <w:bCs/>
+              </w:rPr>
+              <w:t xml:space="preserve">nome dell’esemplare</w:t>
+            </w:r>
+            <w:r>
+              <w:t xml:space="preserve"> sta accanto al numero di ogni scheda; l’app sceglie da sola il lato in cui non copre altri nomi. Si toglie con la casella «Scrivi il nome dell’esemplare accanto al numero».</w:t>
+            </w:r>
+          </w:p>
+          <w:p>
+            <w:pPr>
+              <w:spacing w:after="120" w:line="288"/>
+            </w:pPr>
+            <w:r>
               <w:t xml:space="preserve">La casella </w:t>
             </w:r>
             <w:r>
@@ -33306,7 +33324,7 @@
         <w:sz w:val="16"/>
         <w:szCs w:val="16"/>
       </w:rPr>
-      <w:t xml:space="preserve">Scheda Botanica PRO 3.48.0 · Manuale utente</w:t>
+      <w:t xml:space="preserve">Scheda Botanica PRO 3.49.0 · Manuale utente</w:t>
     </w:r>
     <w:r>
       <w:tab/>
@@ -33345,7 +33363,7 @@
         <w:sz w:val="16"/>
         <w:szCs w:val="16"/>
       </w:rPr>
-      <w:t xml:space="preserve">Scheda Botanica PRO 3.48.0 · Manuale utente</w:t>
+      <w:t xml:space="preserve">Scheda Botanica PRO 3.49.0 · Manuale utente</w:t>
     </w:r>
     <w:r>
       <w:tab/>
@@ -33384,7 +33402,7 @@
         <w:sz w:val="16"/>
         <w:szCs w:val="16"/>
       </w:rPr>
-      <w:t xml:space="preserve">Scheda Botanica PRO 3.48.0 · Manuale utente</w:t>
+      <w:t xml:space="preserve">Scheda Botanica PRO 3.49.0 · Manuale utente</w:t>
     </w:r>
     <w:r>
       <w:tab/>
@@ -33423,7 +33441,7 @@
         <w:sz w:val="16"/>
         <w:szCs w:val="16"/>
       </w:rPr>
-      <w:t xml:space="preserve">Scheda Botanica PRO 3.48.0 · Manuale utente</w:t>
+      <w:t xml:space="preserve">Scheda Botanica PRO 3.49.0 · Manuale utente</w:t>
     </w:r>
     <w:r>
       <w:tab/>
@@ -33462,7 +33480,7 @@
         <w:sz w:val="16"/>
         <w:szCs w:val="16"/>
       </w:rPr>
-      <w:t xml:space="preserve">Scheda Botanica PRO 3.48.0 · Manuale utente</w:t>
+      <w:t xml:space="preserve">Scheda Botanica PRO 3.49.0 · Manuale utente</w:t>
     </w:r>
     <w:r>
       <w:tab/>

--- a/manuali/manuale-utente.docx
+++ b/manuali/manuale-utente.docx
@@ -136,7 +136,7 @@
           <w:sz w:val="24"/>
           <w:szCs w:val="24"/>
         </w:rPr>
-        <w:t xml:space="preserve">Versione 3.49.0 · ottobre 2026</w:t>
+        <w:t xml:space="preserve">Versione 3.50.0 · ottobre 2026</w:t>
       </w:r>
     </w:p>
     <w:p>
@@ -3277,7 +3277,7 @@
           <w:b/>
           <w:bCs/>
         </w:rPr>
-        <w:t xml:space="preserve">3.49.0</w:t>
+        <w:t xml:space="preserve">3.50.0</w:t>
       </w:r>
       <w:r>
         <w:t xml:space="preserve"> di Scheda Botanica PRO. È diviso in cinque parti, che seguono il lavoro reale: prima si installa l’app, poi si rileva sul campo, si riconoscono le piante, si organizzano e condividono i dati e infine si regolano le impostazioni.</w:t>
@@ -33324,7 +33324,7 @@
         <w:sz w:val="16"/>
         <w:szCs w:val="16"/>
       </w:rPr>
-      <w:t xml:space="preserve">Scheda Botanica PRO 3.49.0 · Manuale utente</w:t>
+      <w:t xml:space="preserve">Scheda Botanica PRO 3.50.0 · Manuale utente</w:t>
     </w:r>
     <w:r>
       <w:tab/>
@@ -33363,7 +33363,7 @@
         <w:sz w:val="16"/>
         <w:szCs w:val="16"/>
       </w:rPr>
-      <w:t xml:space="preserve">Scheda Botanica PRO 3.49.0 · Manuale utente</w:t>
+      <w:t xml:space="preserve">Scheda Botanica PRO 3.50.0 · Manuale utente</w:t>
     </w:r>
     <w:r>
       <w:tab/>
@@ -33402,7 +33402,7 @@
         <w:sz w:val="16"/>
         <w:szCs w:val="16"/>
       </w:rPr>
-      <w:t xml:space="preserve">Scheda Botanica PRO 3.49.0 · Manuale utente</w:t>
+      <w:t xml:space="preserve">Scheda Botanica PRO 3.50.0 · Manuale utente</w:t>
     </w:r>
     <w:r>
       <w:tab/>
@@ -33441,7 +33441,7 @@
         <w:sz w:val="16"/>
         <w:szCs w:val="16"/>
       </w:rPr>
-      <w:t xml:space="preserve">Scheda Botanica PRO 3.49.0 · Manuale utente</w:t>
+      <w:t xml:space="preserve">Scheda Botanica PRO 3.50.0 · Manuale utente</w:t>
     </w:r>
     <w:r>
       <w:tab/>
@@ -33480,7 +33480,7 @@
         <w:sz w:val="16"/>
         <w:szCs w:val="16"/>
       </w:rPr>
-      <w:t xml:space="preserve">Scheda Botanica PRO 3.49.0 · Manuale utente</w:t>
+      <w:t xml:space="preserve">Scheda Botanica PRO 3.50.0 · Manuale utente</w:t>
     </w:r>
     <w:r>
       <w:tab/>

--- a/manuali/manuale-utente.docx
+++ b/manuali/manuale-utente.docx
@@ -136,7 +136,7 @@
           <w:sz w:val="24"/>
           <w:szCs w:val="24"/>
         </w:rPr>
-        <w:t xml:space="preserve">Versione 3.50.0 · ottobre 2026</w:t>
+        <w:t xml:space="preserve">Versione 3.51.0 · ottobre 2026</w:t>
       </w:r>
     </w:p>
     <w:p>
@@ -3277,7 +3277,7 @@
           <w:b/>
           <w:bCs/>
         </w:rPr>
-        <w:t xml:space="preserve">3.50.0</w:t>
+        <w:t xml:space="preserve">3.51.0</w:t>
       </w:r>
       <w:r>
         <w:t xml:space="preserve"> di Scheda Botanica PRO. È diviso in cinque parti, che seguono il lavoro reale: prima si installa l’app, poi si rileva sul campo, si riconoscono le piante, si organizzano e condividono i dati e infine si regolano le impostazioni.</w:t>
@@ -33324,7 +33324,7 @@
         <w:sz w:val="16"/>
         <w:szCs w:val="16"/>
       </w:rPr>
-      <w:t xml:space="preserve">Scheda Botanica PRO 3.50.0 · Manuale utente</w:t>
+      <w:t xml:space="preserve">Scheda Botanica PRO 3.51.0 · Manuale utente</w:t>
     </w:r>
     <w:r>
       <w:tab/>
@@ -33363,7 +33363,7 @@
         <w:sz w:val="16"/>
         <w:szCs w:val="16"/>
       </w:rPr>
-      <w:t xml:space="preserve">Scheda Botanica PRO 3.50.0 · Manuale utente</w:t>
+      <w:t xml:space="preserve">Scheda Botanica PRO 3.51.0 · Manuale utente</w:t>
     </w:r>
     <w:r>
       <w:tab/>
@@ -33402,7 +33402,7 @@
         <w:sz w:val="16"/>
         <w:szCs w:val="16"/>
       </w:rPr>
-      <w:t xml:space="preserve">Scheda Botanica PRO 3.50.0 · Manuale utente</w:t>
+      <w:t xml:space="preserve">Scheda Botanica PRO 3.51.0 · Manuale utente</w:t>
     </w:r>
     <w:r>
       <w:tab/>
@@ -33441,7 +33441,7 @@
         <w:sz w:val="16"/>
         <w:szCs w:val="16"/>
       </w:rPr>
-      <w:t xml:space="preserve">Scheda Botanica PRO 3.50.0 · Manuale utente</w:t>
+      <w:t xml:space="preserve">Scheda Botanica PRO 3.51.0 · Manuale utente</w:t>
     </w:r>
     <w:r>
       <w:tab/>
@@ -33480,7 +33480,7 @@
         <w:sz w:val="16"/>
         <w:szCs w:val="16"/>
       </w:rPr>
-      <w:t xml:space="preserve">Scheda Botanica PRO 3.50.0 · Manuale utente</w:t>
+      <w:t xml:space="preserve">Scheda Botanica PRO 3.51.0 · Manuale utente</w:t>
     </w:r>
     <w:r>
       <w:tab/>
